--- a/Documentation/Misc writeups/EwE 6.7 release notes.docx
+++ b/Documentation/Misc writeups/EwE 6.7 release notes.docx
@@ -131,7 +131,10 @@
     </w:p>
     <w:p>
       <w:r>
-        <w:t>The spatial temporal framework (available through projects) can drive current patterns, too.</w:t>
+        <w:t>The spatial temporal framework (available through projects) can drive current patterns</w:t>
+      </w:r>
+      <w:r>
+        <w:t>, too.</w:t>
       </w:r>
     </w:p>
     <w:p>
@@ -163,16 +166,16 @@
       </w:r>
     </w:p>
     <w:p>
+      <w:bookmarkStart w:id="0" w:name="_GoBack"/>
       <w:r>
         <w:t>New time series to dynamically alter Ecopath fishing costs proportions, prices</w:t>
       </w:r>
+      <w:bookmarkEnd w:id="0"/>
     </w:p>
     <w:p>
       <w:r>
         <w:t xml:space="preserve">Standardized time series display </w:t>
       </w:r>
-      <w:bookmarkStart w:id="0" w:name="_GoBack"/>
-      <w:bookmarkEnd w:id="0"/>
     </w:p>
     <w:p>
       <w:r>
@@ -1823,6 +1826,7 @@
     <w:lsdException w:name="HTML Sample" w:semiHidden="1" w:unhideWhenUsed="1"/>
     <w:lsdException w:name="HTML Typewriter" w:semiHidden="1" w:unhideWhenUsed="1"/>
     <w:lsdException w:name="HTML Variable" w:semiHidden="1" w:unhideWhenUsed="1"/>
+    <w:lsdException w:name="Normal Table" w:semiHidden="1" w:unhideWhenUsed="1"/>
     <w:lsdException w:name="annotation subject" w:semiHidden="1" w:unhideWhenUsed="1"/>
     <w:lsdException w:name="No List" w:semiHidden="1" w:unhideWhenUsed="1"/>
     <w:lsdException w:name="Outline List 1" w:semiHidden="1" w:unhideWhenUsed="1"/>
@@ -1866,8 +1870,10 @@
     <w:lsdException w:name="Table Elegant" w:semiHidden="1" w:unhideWhenUsed="1"/>
     <w:lsdException w:name="Table Professional" w:semiHidden="1" w:unhideWhenUsed="1"/>
     <w:lsdException w:name="Table Subtle 1" w:semiHidden="1" w:unhideWhenUsed="1"/>
+    <w:lsdException w:name="Table Subtle 2" w:semiHidden="1" w:unhideWhenUsed="1"/>
     <w:lsdException w:name="Table Web 1" w:semiHidden="1" w:unhideWhenUsed="1"/>
     <w:lsdException w:name="Table Web 2" w:semiHidden="1" w:unhideWhenUsed="1"/>
+    <w:lsdException w:name="Table Web 3" w:semiHidden="1" w:unhideWhenUsed="1"/>
     <w:lsdException w:name="Balloon Text" w:semiHidden="1" w:unhideWhenUsed="1"/>
     <w:lsdException w:name="Table Grid" w:uiPriority="39"/>
     <w:lsdException w:name="Table Theme" w:semiHidden="1" w:unhideWhenUsed="1"/>

--- a/Documentation/Misc writeups/EwE 6.7 release notes.docx
+++ b/Documentation/Misc writeups/EwE 6.7 release notes.docx
@@ -1,6 +1,6 @@
 
 <file path=word/document.xml><?xml version="1.0" encoding="utf-8"?>
-<w:document xmlns:wpc="http://schemas.microsoft.com/office/word/2010/wordprocessingCanvas" xmlns:cx="http://schemas.microsoft.com/office/drawing/2014/chartex" xmlns:cx1="http://schemas.microsoft.com/office/drawing/2015/9/8/chartex" xmlns:cx2="http://schemas.microsoft.com/office/drawing/2015/10/21/chartex" xmlns:cx3="http://schemas.microsoft.com/office/drawing/2016/5/9/chartex" xmlns:cx4="http://schemas.microsoft.com/office/drawing/2016/5/10/chartex" xmlns:cx5="http://schemas.microsoft.com/office/drawing/2016/5/11/chartex" xmlns:cx6="http://schemas.microsoft.com/office/drawing/2016/5/12/chartex" xmlns:cx7="http://schemas.microsoft.com/office/drawing/2016/5/13/chartex" xmlns:cx8="http://schemas.microsoft.com/office/drawing/2016/5/14/chartex" xmlns:mc="http://schemas.openxmlformats.org/markup-compatibility/2006" xmlns:aink="http://schemas.microsoft.com/office/drawing/2016/ink" xmlns:am3d="http://schemas.microsoft.com/office/drawing/2017/model3d" xmlns:o="urn:schemas-microsoft-com:office:office" xmlns:r="http://schemas.openxmlformats.org/officeDocument/2006/relationships" xmlns:m="http://schemas.openxmlformats.org/officeDocument/2006/math" xmlns:v="urn:schemas-microsoft-com:vml" xmlns:wp14="http://schemas.microsoft.com/office/word/2010/wordprocessingDrawing" xmlns:wp="http://schemas.openxmlformats.org/drawingml/2006/wordprocessingDrawing" xmlns:w10="urn:schemas-microsoft-com:office:word" xmlns:w="http://schemas.openxmlformats.org/wordprocessingml/2006/main" xmlns:w14="http://schemas.microsoft.com/office/word/2010/wordml" xmlns:w15="http://schemas.microsoft.com/office/word/2012/wordml" xmlns:w16cid="http://schemas.microsoft.com/office/word/2016/wordml/cid" xmlns:w16se="http://schemas.microsoft.com/office/word/2015/wordml/symex" xmlns:wpg="http://schemas.microsoft.com/office/word/2010/wordprocessingGroup" xmlns:wpi="http://schemas.microsoft.com/office/word/2010/wordprocessingInk" xmlns:wne="http://schemas.microsoft.com/office/word/2006/wordml" xmlns:wps="http://schemas.microsoft.com/office/word/2010/wordprocessingShape" mc:Ignorable="w14 w15 w16se w16cid wp14">
+<w:document xmlns:wpc="http://schemas.microsoft.com/office/word/2010/wordprocessingCanvas" xmlns:cx="http://schemas.microsoft.com/office/drawing/2014/chartex" xmlns:cx1="http://schemas.microsoft.com/office/drawing/2015/9/8/chartex" xmlns:cx2="http://schemas.microsoft.com/office/drawing/2015/10/21/chartex" xmlns:cx3="http://schemas.microsoft.com/office/drawing/2016/5/9/chartex" xmlns:cx4="http://schemas.microsoft.com/office/drawing/2016/5/10/chartex" xmlns:cx5="http://schemas.microsoft.com/office/drawing/2016/5/11/chartex" xmlns:cx6="http://schemas.microsoft.com/office/drawing/2016/5/12/chartex" xmlns:cx7="http://schemas.microsoft.com/office/drawing/2016/5/13/chartex" xmlns:cx8="http://schemas.microsoft.com/office/drawing/2016/5/14/chartex" xmlns:mc="http://schemas.openxmlformats.org/markup-compatibility/2006" xmlns:aink="http://schemas.microsoft.com/office/drawing/2016/ink" xmlns:am3d="http://schemas.microsoft.com/office/drawing/2017/model3d" xmlns:o="urn:schemas-microsoft-com:office:office" xmlns:oel="http://schemas.microsoft.com/office/2019/extlst" xmlns:r="http://schemas.openxmlformats.org/officeDocument/2006/relationships" xmlns:m="http://schemas.openxmlformats.org/officeDocument/2006/math" xmlns:v="urn:schemas-microsoft-com:vml" xmlns:wp14="http://schemas.microsoft.com/office/word/2010/wordprocessingDrawing" xmlns:wp="http://schemas.openxmlformats.org/drawingml/2006/wordprocessingDrawing" xmlns:w10="urn:schemas-microsoft-com:office:word" xmlns:w="http://schemas.openxmlformats.org/wordprocessingml/2006/main" xmlns:w14="http://schemas.microsoft.com/office/word/2010/wordml" xmlns:w15="http://schemas.microsoft.com/office/word/2012/wordml" xmlns:w16cex="http://schemas.microsoft.com/office/word/2018/wordml/cex" xmlns:w16cid="http://schemas.microsoft.com/office/word/2016/wordml/cid" xmlns:w16="http://schemas.microsoft.com/office/word/2018/wordml" xmlns:w16du="http://schemas.microsoft.com/office/word/2023/wordml/word16du" xmlns:w16sdtdh="http://schemas.microsoft.com/office/word/2020/wordml/sdtdatahash" xmlns:w16se="http://schemas.microsoft.com/office/word/2015/wordml/symex" xmlns:wpg="http://schemas.microsoft.com/office/word/2010/wordprocessingGroup" xmlns:wpi="http://schemas.microsoft.com/office/word/2010/wordprocessingInk" xmlns:wne="http://schemas.microsoft.com/office/word/2006/wordml" xmlns:wps="http://schemas.microsoft.com/office/word/2010/wordprocessingShape" mc:Ignorable="w14 w15 w16se w16cid w16 w16cex w16sdtdh w16du wp14">
   <w:body>
     <w:p>
       <w:pPr>
@@ -24,7 +24,19 @@
     </w:p>
     <w:p>
       <w:r>
-        <w:t>07 February 2024</w:t>
+        <w:t>24</w:t>
+      </w:r>
+      <w:r>
+        <w:t xml:space="preserve"> </w:t>
+      </w:r>
+      <w:r>
+        <w:t>Nov</w:t>
+      </w:r>
+      <w:r>
+        <w:t xml:space="preserve">ember </w:t>
+      </w:r>
+      <w:r>
+        <w:t>2024</w:t>
       </w:r>
     </w:p>
     <w:p>
@@ -50,12 +62,7 @@
         <w:t>7</w:t>
       </w:r>
       <w:r>
-        <w:t xml:space="preserve">. </w:t>
-      </w:r>
-    </w:p>
-    <w:p>
-      <w:r>
-        <w:t>For a full list</w:t>
+        <w:t>. For a full list</w:t>
       </w:r>
       <w:r>
         <w:t xml:space="preserve"> of changes</w:t>
@@ -75,11 +82,19 @@
         <w:t xml:space="preserve">. For a list of known issues with the software, please refer to the </w:t>
       </w:r>
       <w:hyperlink r:id="rId6" w:history="1">
+        <w:proofErr w:type="spellStart"/>
         <w:r>
           <w:rPr>
             <w:rStyle w:val="Hyperlink"/>
           </w:rPr>
-          <w:t xml:space="preserve">EwE </w:t>
+          <w:t>EwE</w:t>
+        </w:r>
+        <w:proofErr w:type="spellEnd"/>
+        <w:r>
+          <w:rPr>
+            <w:rStyle w:val="Hyperlink"/>
+          </w:rPr>
+          <w:t xml:space="preserve"> </w:t>
         </w:r>
         <w:r>
           <w:rPr>
@@ -91,10 +106,79 @@
       <w:r>
         <w:t>.</w:t>
       </w:r>
-    </w:p>
-    <w:p>
-      <w:r>
-        <w:t>The most important few features in EwE 6.</w:t>
+      <w:r>
+        <w:t xml:space="preserve"> </w:t>
+      </w:r>
+    </w:p>
+    <w:p>
+      <w:pPr>
+        <w:rPr>
+          <w:i/>
+          <w:iCs/>
+        </w:rPr>
+      </w:pPr>
+      <w:r>
+        <w:rPr>
+          <w:i/>
+          <w:iCs/>
+        </w:rPr>
+        <w:t xml:space="preserve">Note that at the time of writing the </w:t>
+      </w:r>
+      <w:proofErr w:type="spellStart"/>
+      <w:r>
+        <w:rPr>
+          <w:i/>
+          <w:iCs/>
+        </w:rPr>
+        <w:t>EwE</w:t>
+      </w:r>
+      <w:proofErr w:type="spellEnd"/>
+      <w:r>
+        <w:rPr>
+          <w:i/>
+          <w:iCs/>
+        </w:rPr>
+        <w:t xml:space="preserve"> </w:t>
+      </w:r>
+      <w:r>
+        <w:rPr>
+          <w:i/>
+          <w:iCs/>
+        </w:rPr>
+        <w:t>development web</w:t>
+      </w:r>
+      <w:r>
+        <w:rPr>
+          <w:i/>
+          <w:iCs/>
+        </w:rPr>
+        <w:t xml:space="preserve">site </w:t>
+      </w:r>
+      <w:r>
+        <w:rPr>
+          <w:i/>
+          <w:iCs/>
+        </w:rPr>
+        <w:t>is offline.</w:t>
+      </w:r>
+    </w:p>
+    <w:p>
+      <w:pPr>
+        <w:rPr>
+          <w:i/>
+          <w:iCs/>
+        </w:rPr>
+      </w:pPr>
+    </w:p>
+    <w:p>
+      <w:r>
+        <w:t xml:space="preserve">The most important </w:t>
+      </w:r>
+      <w:r>
+        <w:t>n</w:t>
+      </w:r>
+      <w:r>
+        <w:t>ew features in EwE 6.</w:t>
       </w:r>
       <w:r>
         <w:t>7</w:t>
@@ -105,216 +189,479 @@
     </w:p>
     <w:p>
       <w:pPr>
+        <w:rPr>
+          <w:b/>
+        </w:rPr>
+      </w:pPr>
+      <w:proofErr w:type="spellStart"/>
+      <w:r>
+        <w:rPr>
+          <w:b/>
+        </w:rPr>
+        <w:t>Ecopath</w:t>
+      </w:r>
+      <w:proofErr w:type="spellEnd"/>
+    </w:p>
+    <w:p>
+      <w:pPr>
+        <w:pStyle w:val="ListParagraph"/>
+        <w:numPr>
+          <w:ilvl w:val="0"/>
+          <w:numId w:val="10"/>
+        </w:numPr>
+        <w:rPr>
+          <w:bCs/>
+        </w:rPr>
+      </w:pPr>
+      <w:r>
+        <w:rPr>
+          <w:bCs/>
+        </w:rPr>
+        <w:t>Added the ability to link recruitment between stanza groups</w:t>
+      </w:r>
+    </w:p>
+    <w:p>
+      <w:pPr>
+        <w:pStyle w:val="ListParagraph"/>
+        <w:numPr>
+          <w:ilvl w:val="0"/>
+          <w:numId w:val="10"/>
+        </w:numPr>
+        <w:rPr>
+          <w:bCs/>
+        </w:rPr>
+      </w:pPr>
+      <w:r>
+        <w:rPr>
+          <w:bCs/>
+        </w:rPr>
+        <w:t>Off-vessel prices can be negative</w:t>
+      </w:r>
+    </w:p>
+    <w:p>
+      <w:pPr>
+        <w:pStyle w:val="ListParagraph"/>
+        <w:numPr>
+          <w:ilvl w:val="0"/>
+          <w:numId w:val="10"/>
+        </w:numPr>
+        <w:rPr>
+          <w:bCs/>
+        </w:rPr>
+      </w:pPr>
+      <w:r>
+        <w:rPr>
+          <w:bCs/>
+        </w:rPr>
+        <w:t>Added diet tree diagrams</w:t>
+      </w:r>
+    </w:p>
+    <w:p>
+      <w:pPr>
+        <w:rPr>
+          <w:b/>
+        </w:rPr>
+      </w:pPr>
+      <w:proofErr w:type="spellStart"/>
+      <w:r>
+        <w:rPr>
+          <w:b/>
+        </w:rPr>
+        <w:t>Ecosim</w:t>
+      </w:r>
+      <w:proofErr w:type="spellEnd"/>
+    </w:p>
+    <w:p>
+      <w:pPr>
+        <w:pStyle w:val="ListParagraph"/>
+        <w:numPr>
+          <w:ilvl w:val="0"/>
+          <w:numId w:val="11"/>
+        </w:numPr>
+      </w:pPr>
+      <w:r>
+        <w:t>Added g</w:t>
+      </w:r>
+      <w:r>
+        <w:t>roup and fleet plots</w:t>
+      </w:r>
+    </w:p>
+    <w:p>
+      <w:pPr>
+        <w:pStyle w:val="ListParagraph"/>
+        <w:numPr>
+          <w:ilvl w:val="0"/>
+          <w:numId w:val="11"/>
+        </w:numPr>
+      </w:pPr>
+      <w:r>
+        <w:t xml:space="preserve">Added new time series to dynamically alter </w:t>
+      </w:r>
+      <w:proofErr w:type="spellStart"/>
+      <w:r>
+        <w:t>Ecopath</w:t>
+      </w:r>
+      <w:proofErr w:type="spellEnd"/>
+      <w:r>
+        <w:t xml:space="preserve"> fishing costs proportions, prices</w:t>
+      </w:r>
+    </w:p>
+    <w:p>
+      <w:pPr>
+        <w:pStyle w:val="ListParagraph"/>
+        <w:numPr>
+          <w:ilvl w:val="0"/>
+          <w:numId w:val="11"/>
+        </w:numPr>
+      </w:pPr>
+      <w:r>
+        <w:t>Added non-additive mortalities</w:t>
+      </w:r>
+    </w:p>
+    <w:p>
+      <w:pPr>
+        <w:pStyle w:val="ListParagraph"/>
+        <w:numPr>
+          <w:ilvl w:val="0"/>
+          <w:numId w:val="11"/>
+        </w:numPr>
+      </w:pPr>
+      <w:r>
+        <w:t>Added d</w:t>
+      </w:r>
+      <w:r>
+        <w:t xml:space="preserve">iscard rate and discard mortality rates forcing in </w:t>
+      </w:r>
+      <w:proofErr w:type="spellStart"/>
+      <w:r>
+        <w:t>Ecosim</w:t>
+      </w:r>
+      <w:proofErr w:type="spellEnd"/>
+      <w:r>
+        <w:t>, and model fitting to discards and landings time series.</w:t>
+      </w:r>
+    </w:p>
+    <w:p>
+      <w:pPr>
+        <w:pStyle w:val="ListParagraph"/>
+        <w:numPr>
+          <w:ilvl w:val="0"/>
+          <w:numId w:val="11"/>
+        </w:numPr>
+      </w:pPr>
+      <w:r>
+        <w:t>Catchabilities</w:t>
+      </w:r>
+      <w:r>
+        <w:t xml:space="preserve"> are now available as a new time series type</w:t>
+      </w:r>
+    </w:p>
+    <w:p>
+      <w:pPr>
+        <w:pStyle w:val="ListParagraph"/>
+        <w:numPr>
+          <w:ilvl w:val="0"/>
+          <w:numId w:val="11"/>
+        </w:numPr>
+      </w:pPr>
+      <w:r>
+        <w:t xml:space="preserve">Catch time series </w:t>
+      </w:r>
+      <w:r>
+        <w:t xml:space="preserve">(61) are </w:t>
+      </w:r>
+      <w:r>
+        <w:t>now included in SS calculations; SS will differ</w:t>
+      </w:r>
+      <w:r>
+        <w:t xml:space="preserve"> from </w:t>
+      </w:r>
+      <w:proofErr w:type="spellStart"/>
+      <w:r>
+        <w:t>EwE</w:t>
+      </w:r>
+      <w:proofErr w:type="spellEnd"/>
+      <w:r>
+        <w:t xml:space="preserve"> 6.6.*</w:t>
+      </w:r>
+    </w:p>
+    <w:p>
+      <w:pPr>
+        <w:pStyle w:val="ListParagraph"/>
+        <w:numPr>
+          <w:ilvl w:val="0"/>
+          <w:numId w:val="11"/>
+        </w:numPr>
+      </w:pPr>
+      <w:r>
+        <w:t xml:space="preserve">Display of </w:t>
+      </w:r>
+      <w:r>
+        <w:t xml:space="preserve">time series </w:t>
+      </w:r>
+      <w:r>
+        <w:t>has been standardized</w:t>
+      </w:r>
+    </w:p>
+    <w:p>
+      <w:pPr>
         <w:pStyle w:val="Heading3"/>
       </w:pPr>
       <w:r>
+        <w:t>Ecospace</w:t>
+      </w:r>
+    </w:p>
+    <w:p>
+      <w:pPr>
+        <w:pStyle w:val="ListParagraph"/>
+        <w:numPr>
+          <w:ilvl w:val="0"/>
+          <w:numId w:val="6"/>
+        </w:numPr>
+      </w:pPr>
+      <w:r>
+        <w:t>The spatial temporal framework (available through projects) can drive current patterns, too.</w:t>
+      </w:r>
+    </w:p>
+    <w:p>
+      <w:pPr>
+        <w:pStyle w:val="ListParagraph"/>
+        <w:numPr>
+          <w:ilvl w:val="0"/>
+          <w:numId w:val="6"/>
+        </w:numPr>
+      </w:pPr>
+      <w:r>
+        <w:t>Added c</w:t>
+      </w:r>
+      <w:r>
+        <w:t>ell area</w:t>
+      </w:r>
+      <w:r>
+        <w:t xml:space="preserve"> maps</w:t>
+      </w:r>
+    </w:p>
+    <w:p>
+      <w:pPr>
+        <w:pStyle w:val="ListParagraph"/>
+        <w:numPr>
+          <w:ilvl w:val="0"/>
+          <w:numId w:val="6"/>
+        </w:numPr>
+      </w:pPr>
+      <w:r>
+        <w:t xml:space="preserve">Added </w:t>
+      </w:r>
+      <w:r>
+        <w:t>Effort zones</w:t>
+      </w:r>
+      <w:r>
+        <w:t xml:space="preserve"> maps</w:t>
+      </w:r>
+    </w:p>
+    <w:p>
+      <w:pPr>
+        <w:pStyle w:val="ListParagraph"/>
+        <w:numPr>
+          <w:ilvl w:val="0"/>
+          <w:numId w:val="6"/>
+        </w:numPr>
+      </w:pPr>
+      <w:r>
+        <w:t xml:space="preserve">The </w:t>
+      </w:r>
+      <w:r>
+        <w:t xml:space="preserve">IBM </w:t>
+      </w:r>
+      <w:r>
+        <w:t xml:space="preserve">model has been </w:t>
+      </w:r>
+      <w:r>
+        <w:t>made to work with currents</w:t>
+      </w:r>
+      <w:r>
+        <w:t xml:space="preserve"> and</w:t>
+      </w:r>
+      <w:r>
+        <w:t xml:space="preserve"> </w:t>
+      </w:r>
+      <w:proofErr w:type="spellStart"/>
+      <w:r>
+        <w:t>EcoTracer</w:t>
+      </w:r>
+      <w:proofErr w:type="spellEnd"/>
+    </w:p>
+    <w:p>
+      <w:pPr>
+        <w:pStyle w:val="ListParagraph"/>
+        <w:numPr>
+          <w:ilvl w:val="0"/>
+          <w:numId w:val="6"/>
+        </w:numPr>
+      </w:pPr>
+      <w:r>
+        <w:t>Expanded regional averages output: consumption. Region 0 provides total Ecospace water cell average, weighted by cell area</w:t>
+      </w:r>
+    </w:p>
+    <w:p>
+      <w:pPr>
+        <w:rPr>
+          <w:b/>
+        </w:rPr>
+      </w:pPr>
+      <w:r>
+        <w:rPr>
+          <w:b/>
+        </w:rPr>
+        <w:t>Stepwise fitting</w:t>
+      </w:r>
+    </w:p>
+    <w:p>
+      <w:pPr>
+        <w:pStyle w:val="ListParagraph"/>
+        <w:numPr>
+          <w:ilvl w:val="0"/>
+          <w:numId w:val="7"/>
+        </w:numPr>
+      </w:pPr>
+      <w:r>
+        <w:t>Added the ability to m</w:t>
+      </w:r>
+      <w:r>
+        <w:t>ulti-thread</w:t>
+      </w:r>
+      <w:r>
+        <w:t xml:space="preserve"> the STF</w:t>
+      </w:r>
+    </w:p>
+    <w:p>
+      <w:pPr>
+        <w:rPr>
+          <w:b/>
+        </w:rPr>
+      </w:pPr>
+      <w:r>
+        <w:rPr>
+          <w:b/>
+        </w:rPr>
+        <w:t>Monte Carlo</w:t>
+      </w:r>
+    </w:p>
+    <w:p>
+      <w:pPr>
+        <w:pStyle w:val="ListParagraph"/>
+        <w:numPr>
+          <w:ilvl w:val="0"/>
+          <w:numId w:val="7"/>
+        </w:numPr>
+      </w:pPr>
+      <w:r>
+        <w:t xml:space="preserve">Added </w:t>
+      </w:r>
+      <w:r>
+        <w:t>Normal distributions</w:t>
+      </w:r>
+    </w:p>
+    <w:p>
+      <w:pPr>
+        <w:pStyle w:val="ListParagraph"/>
+        <w:numPr>
+          <w:ilvl w:val="0"/>
+          <w:numId w:val="7"/>
+        </w:numPr>
+      </w:pPr>
+      <w:r>
+        <w:t xml:space="preserve">Added normal distribution for </w:t>
+      </w:r>
+      <w:r>
+        <w:t>diet sampling</w:t>
+      </w:r>
+    </w:p>
+    <w:p>
+      <w:pPr>
+        <w:pStyle w:val="Heading3"/>
+      </w:pPr>
+      <w:r>
+        <w:t>P</w:t>
+      </w:r>
+      <w:r>
+        <w:t>lug-ins</w:t>
+      </w:r>
+    </w:p>
+    <w:p>
+      <w:r>
+        <w:t>N</w:t>
+      </w:r>
+      <w:r>
+        <w:t xml:space="preserve">ew </w:t>
+      </w:r>
+      <w:r>
+        <w:t>plug-ins</w:t>
+      </w:r>
+      <w:r>
+        <w:t xml:space="preserve"> </w:t>
+      </w:r>
+      <w:r>
+        <w:t>ha</w:t>
+      </w:r>
+      <w:r>
+        <w:t>ve</w:t>
+      </w:r>
+      <w:r>
+        <w:t xml:space="preserve"> been </w:t>
+      </w:r>
+      <w:r>
+        <w:t xml:space="preserve">added to </w:t>
+      </w:r>
+      <w:proofErr w:type="spellStart"/>
+      <w:r>
+        <w:t>EwE</w:t>
+      </w:r>
+      <w:proofErr w:type="spellEnd"/>
+      <w:r>
+        <w:t xml:space="preserve"> 6.</w:t>
+      </w:r>
+      <w:r>
+        <w:t>7</w:t>
+      </w:r>
+      <w:r>
+        <w:t>:</w:t>
+      </w:r>
+    </w:p>
+    <w:p>
+      <w:pPr>
+        <w:pStyle w:val="ListParagraph"/>
+        <w:numPr>
+          <w:ilvl w:val="0"/>
+          <w:numId w:val="9"/>
+        </w:numPr>
+      </w:pPr>
+      <w:r>
+        <w:t>Windows Integration</w:t>
+      </w:r>
+    </w:p>
+    <w:p>
+      <w:pPr>
+        <w:pStyle w:val="ListParagraph"/>
+        <w:numPr>
+          <w:ilvl w:val="0"/>
+          <w:numId w:val="9"/>
+        </w:numPr>
+      </w:pPr>
+      <w:r>
         <w:t>MSP Tools</w:t>
       </w:r>
     </w:p>
-    <w:p>
-      <w:r>
-        <w:t>Now integrated in EwE 6</w:t>
-      </w:r>
-    </w:p>
-    <w:p>
-      <w:pPr>
-        <w:rPr>
-          <w:b/>
-        </w:rPr>
-      </w:pPr>
-      <w:r>
-        <w:rPr>
-          <w:b/>
-        </w:rPr>
-        <w:t>Ecopath</w:t>
-      </w:r>
-    </w:p>
-    <w:p>
-      <w:r>
-        <w:t>The spatial temporal framework (available through projects) can drive current patterns</w:t>
-      </w:r>
-      <w:r>
-        <w:t>, too.</w:t>
-      </w:r>
-    </w:p>
-    <w:p>
-      <w:pPr>
-        <w:rPr>
-          <w:b/>
-        </w:rPr>
-      </w:pPr>
-      <w:r>
-        <w:rPr>
-          <w:b/>
-        </w:rPr>
-        <w:t>Ecosim</w:t>
-      </w:r>
-    </w:p>
-    <w:p>
-      <w:r>
-        <w:t>Group and fleet plots</w:t>
-      </w:r>
-    </w:p>
-    <w:p>
-      <w:r>
-        <w:t>Catchabilities</w:t>
-      </w:r>
-    </w:p>
-    <w:p>
-      <w:r>
-        <w:t>Fitting: Catch time series now included in SS calculations; SS will differ</w:t>
-      </w:r>
-    </w:p>
-    <w:p>
-      <w:bookmarkStart w:id="0" w:name="_GoBack"/>
-      <w:r>
-        <w:t>New time series to dynamically alter Ecopath fishing costs proportions, prices</w:t>
-      </w:r>
-      <w:bookmarkEnd w:id="0"/>
-    </w:p>
-    <w:p>
-      <w:r>
-        <w:t xml:space="preserve">Standardized time series display </w:t>
-      </w:r>
-    </w:p>
-    <w:p>
-      <w:r>
-        <w:t>Non-additive mortalities</w:t>
-      </w:r>
-    </w:p>
+    <w:p/>
     <w:p>
       <w:pPr>
         <w:pStyle w:val="Heading3"/>
       </w:pPr>
       <w:r>
-        <w:t>Ecospace</w:t>
-      </w:r>
-    </w:p>
-    <w:p>
-      <w:r>
-        <w:t>Cell areas</w:t>
-      </w:r>
-    </w:p>
-    <w:p>
-      <w:r>
-        <w:t>Effort zones</w:t>
-      </w:r>
-    </w:p>
-    <w:p>
-      <w:r>
-        <w:t xml:space="preserve">IBM made to work with currents, </w:t>
-      </w:r>
-      <w:proofErr w:type="spellStart"/>
-      <w:r>
-        <w:t>EcoTracer</w:t>
-      </w:r>
-      <w:proofErr w:type="spellEnd"/>
-    </w:p>
-    <w:p>
-      <w:r>
-        <w:t>Expanded regional averages output: consumption. Region 0 provides total Ecospace water cell average, weighted by cell area</w:t>
-      </w:r>
-    </w:p>
-    <w:p>
-      <w:pPr>
-        <w:rPr>
-          <w:b/>
-        </w:rPr>
-      </w:pPr>
-      <w:r>
-        <w:rPr>
-          <w:b/>
-        </w:rPr>
-        <w:t>Stepwise fitting</w:t>
-      </w:r>
-    </w:p>
-    <w:p>
-      <w:r>
-        <w:t>Multi-threaded</w:t>
-      </w:r>
-    </w:p>
-    <w:p>
-      <w:pPr>
-        <w:rPr>
-          <w:b/>
-        </w:rPr>
-      </w:pPr>
-      <w:r>
-        <w:rPr>
-          <w:b/>
-        </w:rPr>
-        <w:t>Monte Carlo</w:t>
-      </w:r>
-    </w:p>
-    <w:p>
-      <w:r>
-        <w:t>Normal distributions</w:t>
-      </w:r>
-    </w:p>
-    <w:p>
-      <w:r>
-        <w:t>Fixed diet sampling</w:t>
-      </w:r>
-    </w:p>
-    <w:p>
-      <w:pPr>
-        <w:pStyle w:val="Heading3"/>
-      </w:pPr>
-      <w:r>
-        <w:t>P</w:t>
-      </w:r>
-      <w:r>
-        <w:t>lug-ins</w:t>
-      </w:r>
-    </w:p>
-    <w:p>
-      <w:r>
-        <w:t xml:space="preserve">A range </w:t>
-      </w:r>
-      <w:r>
-        <w:t xml:space="preserve">of </w:t>
-      </w:r>
-      <w:r>
-        <w:t xml:space="preserve">new </w:t>
-      </w:r>
-      <w:r>
-        <w:t>plug-ins</w:t>
-      </w:r>
-      <w:r>
-        <w:t xml:space="preserve"> </w:t>
-      </w:r>
-      <w:r>
-        <w:t xml:space="preserve">has been </w:t>
-      </w:r>
-      <w:r>
-        <w:t>added to EwE 6.</w:t>
-      </w:r>
-      <w:r>
-        <w:t>7</w:t>
-      </w:r>
-      <w:r>
-        <w:t xml:space="preserve">, </w:t>
-      </w:r>
-      <w:r>
-        <w:t xml:space="preserve">such as </w:t>
-      </w:r>
-      <w:r>
-        <w:t>Windows Integration</w:t>
-      </w:r>
-    </w:p>
-    <w:p>
-      <w:pPr>
-        <w:pStyle w:val="Heading3"/>
-      </w:pPr>
-      <w:r>
-        <w:lastRenderedPageBreak/>
-        <w:t>Other</w:t>
-      </w:r>
-      <w:r>
-        <w:t xml:space="preserve"> addition</w:t>
-      </w:r>
-      <w:r>
-        <w:t>s</w:t>
+        <w:t>Generic additions</w:t>
+      </w:r>
+      <w:r>
+        <w:t xml:space="preserve"> and fixes</w:t>
       </w:r>
     </w:p>
     <w:p>
@@ -326,13 +673,18 @@
         </w:numPr>
       </w:pPr>
       <w:r>
-        <w:t>EwE models can be exported to .</w:t>
+        <w:t xml:space="preserve">EwE models can be exported </w:t>
+      </w:r>
+      <w:proofErr w:type="gramStart"/>
+      <w:r>
+        <w:t>to .</w:t>
       </w:r>
       <w:proofErr w:type="spellStart"/>
       <w:r>
         <w:t>eiixml</w:t>
       </w:r>
       <w:proofErr w:type="spellEnd"/>
+      <w:proofErr w:type="gramEnd"/>
       <w:r>
         <w:t xml:space="preserve"> format from the File menu. XML based model data is useful for running EwE on machines </w:t>
       </w:r>
@@ -460,7 +812,7 @@
         </w:numPr>
       </w:pPr>
       <w:r>
-        <w:t>Discard rate and discard mortality rates forcing in Ecosim, and model fitting to discards and landings time series.</w:t>
+        <w:t>One can now define which fraction of a stanza life stage spawns, and the approximate stanza spawning age is now shown in the Edit Stanza graph.</w:t>
       </w:r>
     </w:p>
     <w:p>
@@ -470,9 +822,23 @@
           <w:ilvl w:val="0"/>
           <w:numId w:val="3"/>
         </w:numPr>
-      </w:pPr>
-      <w:r>
-        <w:t>One can now define which fraction of a stanza life stage spawns, and the approximate stanza spawning age is now shown in the Edit Stanza graph.</w:t>
+        <w:rPr>
+          <w:bCs/>
+        </w:rPr>
+      </w:pPr>
+      <w:proofErr w:type="spellStart"/>
+      <w:r>
+        <w:rPr>
+          <w:bCs/>
+        </w:rPr>
+        <w:t>Ecosampler</w:t>
+      </w:r>
+      <w:proofErr w:type="spellEnd"/>
+      <w:r>
+        <w:rPr>
+          <w:bCs/>
+        </w:rPr>
+        <w:t xml:space="preserve"> no longer stores non-balancing models</w:t>
       </w:r>
     </w:p>
     <w:p>
@@ -484,10 +850,78 @@
         </w:numPr>
       </w:pPr>
       <w:r>
+        <w:t xml:space="preserve">The </w:t>
+      </w:r>
+      <w:proofErr w:type="spellStart"/>
+      <w:r>
+        <w:t>EwE</w:t>
+      </w:r>
+      <w:proofErr w:type="spellEnd"/>
+      <w:r>
+        <w:t xml:space="preserve"> user guide has FINALLY been rewritten as two separate documents: a textbook and a user guide. The documents are web-based and based on </w:t>
+      </w:r>
+      <w:proofErr w:type="spellStart"/>
+      <w:r>
+        <w:t>PressBooks</w:t>
+      </w:r>
+      <w:proofErr w:type="spellEnd"/>
+      <w:r>
+        <w:t xml:space="preserve">, meaning that anyone interested can contribute to existing text or add new passages. Our next priority is to connect the new manuals directly to the </w:t>
+      </w:r>
+      <w:proofErr w:type="spellStart"/>
+      <w:r>
+        <w:t>EwE</w:t>
+      </w:r>
+      <w:proofErr w:type="spellEnd"/>
+      <w:r>
+        <w:t xml:space="preserve"> software help system (F1)</w:t>
+      </w:r>
+    </w:p>
+    <w:p>
+      <w:pPr>
+        <w:pStyle w:val="ListParagraph"/>
+        <w:numPr>
+          <w:ilvl w:val="0"/>
+          <w:numId w:val="3"/>
+        </w:numPr>
+      </w:pPr>
+      <w:r>
         <w:t>A wide range of small tweaks have been made to existing user interfaces to make things flow a bit more smoothly</w:t>
       </w:r>
       <w:r>
         <w:t>. Among others:</w:t>
+      </w:r>
+    </w:p>
+    <w:p>
+      <w:pPr>
+        <w:pStyle w:val="ListParagraph"/>
+        <w:numPr>
+          <w:ilvl w:val="1"/>
+          <w:numId w:val="3"/>
+        </w:numPr>
+      </w:pPr>
+      <w:r>
+        <w:t>Added centralized management of colour gradients, and colour gradients can be assigned to the standard colour gradient, groups, and fleets.</w:t>
+      </w:r>
+    </w:p>
+    <w:p>
+      <w:pPr>
+        <w:pStyle w:val="ListParagraph"/>
+        <w:numPr>
+          <w:ilvl w:val="1"/>
+          <w:numId w:val="3"/>
+        </w:numPr>
+      </w:pPr>
+      <w:r>
+        <w:t xml:space="preserve">Added </w:t>
+      </w:r>
+      <w:proofErr w:type="spellStart"/>
+      <w:r>
+        <w:t>Viridis</w:t>
+      </w:r>
+      <w:proofErr w:type="spellEnd"/>
+      <w:r>
+        <w:t xml:space="preserve"> colour schemes</w:t>
       </w:r>
     </w:p>
     <w:p>
@@ -590,9 +1024,23 @@
     </w:p>
     <w:p>
       <w:pPr>
+        <w:rPr>
+          <w:rFonts w:eastAsiaTheme="majorEastAsia" w:cstheme="majorBidi"/>
+          <w:b/>
+          <w:sz w:val="26"/>
+          <w:szCs w:val="26"/>
+        </w:rPr>
+      </w:pPr>
+      <w:r>
+        <w:br w:type="page"/>
+      </w:r>
+    </w:p>
+    <w:p>
+      <w:pPr>
         <w:pStyle w:val="Heading2"/>
       </w:pPr>
       <w:r>
+        <w:lastRenderedPageBreak/>
         <w:t>Known issues</w:t>
       </w:r>
     </w:p>
@@ -619,63 +1067,41 @@
       </w:r>
     </w:p>
     <w:p>
-      <w:r>
-        <w:t xml:space="preserve">The EwE </w:t>
-      </w:r>
-      <w:r>
-        <w:t xml:space="preserve">user guide </w:t>
-      </w:r>
-      <w:r>
-        <w:t xml:space="preserve">is still hopelessly outdated, but </w:t>
-      </w:r>
-      <w:r>
-        <w:t xml:space="preserve">we </w:t>
-      </w:r>
-      <w:r>
-        <w:t xml:space="preserve">started </w:t>
-      </w:r>
-      <w:r>
-        <w:t xml:space="preserve">a project </w:t>
-      </w:r>
-      <w:r>
-        <w:t xml:space="preserve">to </w:t>
-      </w:r>
-      <w:r>
-        <w:t xml:space="preserve">rewrite the user guide following the Primer with </w:t>
+      <w:pPr>
+        <w:pStyle w:val="Heading2"/>
+      </w:pPr>
+      <w:r>
+        <w:t>Acknowledgements</w:t>
+      </w:r>
+    </w:p>
+    <w:p>
+      <w:r>
+        <w:t>EwE 6.</w:t>
+      </w:r>
+      <w:r>
+        <w:t>7</w:t>
+      </w:r>
+      <w:r>
+        <w:t xml:space="preserve"> has been developed through user support and co-development contracts with many institutes, thank you all for supporting the EwE approach</w:t>
+      </w:r>
+      <w:r>
+        <w:t xml:space="preserve">, and with support from EU Projects </w:t>
       </w:r>
       <w:proofErr w:type="spellStart"/>
       <w:r>
-        <w:t>Permanova</w:t>
+        <w:t>EcoScope</w:t>
       </w:r>
       <w:proofErr w:type="spellEnd"/>
       <w:r>
-        <w:t xml:space="preserve"> model. The new manual will be issued as separate chapters, where science and </w:t>
-      </w:r>
-      <w:r>
-        <w:t xml:space="preserve">software </w:t>
-      </w:r>
-      <w:r>
-        <w:t>usage instructions are clearly separated.</w:t>
-      </w:r>
-    </w:p>
-    <w:p>
-      <w:pPr>
-        <w:pStyle w:val="Heading2"/>
-      </w:pPr>
-      <w:r>
-        <w:lastRenderedPageBreak/>
-        <w:t>Acknowledgements</w:t>
-      </w:r>
-    </w:p>
-    <w:p>
-      <w:r>
-        <w:t>EwE 6.</w:t>
-      </w:r>
-      <w:r>
-        <w:t>7</w:t>
-      </w:r>
-      <w:r>
-        <w:t xml:space="preserve"> has been developed through user support and co-development contracts with many institutes, thank you all for supporting the EwE approach.</w:t>
+        <w:t xml:space="preserve"> and </w:t>
+      </w:r>
+      <w:proofErr w:type="spellStart"/>
+      <w:r>
+        <w:t>MarinePlan</w:t>
+      </w:r>
+      <w:proofErr w:type="spellEnd"/>
+      <w:r>
+        <w:t>.</w:t>
       </w:r>
     </w:p>
     <w:p>
@@ -693,6 +1119,9 @@
       <w:pPr>
         <w:pStyle w:val="Heading1"/>
       </w:pPr>
+      <w:r>
+        <w:br/>
+      </w:r>
       <w:r>
         <w:t>Be involved</w:t>
       </w:r>
@@ -896,6 +1325,9 @@
       </w:pPr>
       <w:r>
         <w:t>Contact information</w:t>
+      </w:r>
+      <w:r>
+        <w:t xml:space="preserve"> and handy links</w:t>
       </w:r>
     </w:p>
     <w:p>
@@ -1034,6 +1466,50 @@
           <w:t>User support website</w:t>
         </w:r>
       </w:hyperlink>
+      <w:r>
+        <w:rPr>
+          <w:rStyle w:val="Hyperlink"/>
+        </w:rPr>
+        <w:br/>
+      </w:r>
+      <w:hyperlink r:id="rId14" w:history="1">
+        <w:proofErr w:type="spellStart"/>
+        <w:r>
+          <w:rPr>
+            <w:rStyle w:val="Hyperlink"/>
+          </w:rPr>
+          <w:t>EwE</w:t>
+        </w:r>
+        <w:proofErr w:type="spellEnd"/>
+        <w:r>
+          <w:rPr>
+            <w:rStyle w:val="Hyperlink"/>
+          </w:rPr>
+          <w:t xml:space="preserve"> text book</w:t>
+        </w:r>
+      </w:hyperlink>
+      <w:r>
+        <w:rPr>
+          <w:rStyle w:val="Hyperlink"/>
+        </w:rPr>
+        <w:br/>
+      </w:r>
+      <w:hyperlink r:id="rId15" w:history="1">
+        <w:proofErr w:type="spellStart"/>
+        <w:r>
+          <w:rPr>
+            <w:rStyle w:val="Hyperlink"/>
+          </w:rPr>
+          <w:t>EwE</w:t>
+        </w:r>
+        <w:proofErr w:type="spellEnd"/>
+        <w:r>
+          <w:rPr>
+            <w:rStyle w:val="Hyperlink"/>
+          </w:rPr>
+          <w:t xml:space="preserve"> user guide</w:t>
+        </w:r>
+      </w:hyperlink>
     </w:p>
     <w:p>
       <w:pPr>
@@ -1048,7 +1524,7 @@
       <w:r>
         <w:tab/>
       </w:r>
-      <w:hyperlink r:id="rId14" w:history="1">
+      <w:hyperlink r:id="rId16" w:history="1">
         <w:r>
           <w:rPr>
             <w:rStyle w:val="Hyperlink"/>
@@ -1062,7 +1538,7 @@
         </w:rPr>
         <w:br/>
       </w:r>
-      <w:hyperlink r:id="rId15" w:history="1">
+      <w:hyperlink r:id="rId17" w:history="1">
         <w:r>
           <w:rPr>
             <w:rStyle w:val="Hyperlink"/>
@@ -1085,7 +1561,7 @@
         </w:rPr>
         <w:br/>
       </w:r>
-      <w:hyperlink r:id="rId16" w:history="1">
+      <w:hyperlink r:id="rId18" w:history="1">
         <w:r>
           <w:rPr>
             <w:rStyle w:val="Hyperlink"/>
@@ -1119,8 +1595,234 @@
 </file>
 
 <file path=word/numbering.xml><?xml version="1.0" encoding="utf-8"?>
-<w:numbering xmlns:wpc="http://schemas.microsoft.com/office/word/2010/wordprocessingCanvas" xmlns:cx="http://schemas.microsoft.com/office/drawing/2014/chartex" xmlns:cx1="http://schemas.microsoft.com/office/drawing/2015/9/8/chartex" xmlns:cx2="http://schemas.microsoft.com/office/drawing/2015/10/21/chartex" xmlns:cx3="http://schemas.microsoft.com/office/drawing/2016/5/9/chartex" xmlns:cx4="http://schemas.microsoft.com/office/drawing/2016/5/10/chartex" xmlns:cx5="http://schemas.microsoft.com/office/drawing/2016/5/11/chartex" xmlns:cx6="http://schemas.microsoft.com/office/drawing/2016/5/12/chartex" xmlns:cx7="http://schemas.microsoft.com/office/drawing/2016/5/13/chartex" xmlns:cx8="http://schemas.microsoft.com/office/drawing/2016/5/14/chartex" xmlns:mc="http://schemas.openxmlformats.org/markup-compatibility/2006" xmlns:aink="http://schemas.microsoft.com/office/drawing/2016/ink" xmlns:am3d="http://schemas.microsoft.com/office/drawing/2017/model3d" xmlns:o="urn:schemas-microsoft-com:office:office" xmlns:r="http://schemas.openxmlformats.org/officeDocument/2006/relationships" xmlns:m="http://schemas.openxmlformats.org/officeDocument/2006/math" xmlns:v="urn:schemas-microsoft-com:vml" xmlns:wp14="http://schemas.microsoft.com/office/word/2010/wordprocessingDrawing" xmlns:wp="http://schemas.openxmlformats.org/drawingml/2006/wordprocessingDrawing" xmlns:w10="urn:schemas-microsoft-com:office:word" xmlns:w="http://schemas.openxmlformats.org/wordprocessingml/2006/main" xmlns:w14="http://schemas.microsoft.com/office/word/2010/wordml" xmlns:w15="http://schemas.microsoft.com/office/word/2012/wordml" xmlns:w16cid="http://schemas.microsoft.com/office/word/2016/wordml/cid" xmlns:w16se="http://schemas.microsoft.com/office/word/2015/wordml/symex" xmlns:wpg="http://schemas.microsoft.com/office/word/2010/wordprocessingGroup" xmlns:wpi="http://schemas.microsoft.com/office/word/2010/wordprocessingInk" xmlns:wne="http://schemas.microsoft.com/office/word/2006/wordml" xmlns:wps="http://schemas.microsoft.com/office/word/2010/wordprocessingShape" mc:Ignorable="w14 w15 w16se w16cid wp14">
+<w:numbering xmlns:wpc="http://schemas.microsoft.com/office/word/2010/wordprocessingCanvas" xmlns:cx="http://schemas.microsoft.com/office/drawing/2014/chartex" xmlns:cx1="http://schemas.microsoft.com/office/drawing/2015/9/8/chartex" xmlns:cx2="http://schemas.microsoft.com/office/drawing/2015/10/21/chartex" xmlns:cx3="http://schemas.microsoft.com/office/drawing/2016/5/9/chartex" xmlns:cx4="http://schemas.microsoft.com/office/drawing/2016/5/10/chartex" xmlns:cx5="http://schemas.microsoft.com/office/drawing/2016/5/11/chartex" xmlns:cx6="http://schemas.microsoft.com/office/drawing/2016/5/12/chartex" xmlns:cx7="http://schemas.microsoft.com/office/drawing/2016/5/13/chartex" xmlns:cx8="http://schemas.microsoft.com/office/drawing/2016/5/14/chartex" xmlns:mc="http://schemas.openxmlformats.org/markup-compatibility/2006" xmlns:aink="http://schemas.microsoft.com/office/drawing/2016/ink" xmlns:am3d="http://schemas.microsoft.com/office/drawing/2017/model3d" xmlns:o="urn:schemas-microsoft-com:office:office" xmlns:oel="http://schemas.microsoft.com/office/2019/extlst" xmlns:r="http://schemas.openxmlformats.org/officeDocument/2006/relationships" xmlns:m="http://schemas.openxmlformats.org/officeDocument/2006/math" xmlns:v="urn:schemas-microsoft-com:vml" xmlns:wp14="http://schemas.microsoft.com/office/word/2010/wordprocessingDrawing" xmlns:wp="http://schemas.openxmlformats.org/drawingml/2006/wordprocessingDrawing" xmlns:w10="urn:schemas-microsoft-com:office:word" xmlns:w="http://schemas.openxmlformats.org/wordprocessingml/2006/main" xmlns:w14="http://schemas.microsoft.com/office/word/2010/wordml" xmlns:w15="http://schemas.microsoft.com/office/word/2012/wordml" xmlns:w16cex="http://schemas.microsoft.com/office/word/2018/wordml/cex" xmlns:w16cid="http://schemas.microsoft.com/office/word/2016/wordml/cid" xmlns:w16="http://schemas.microsoft.com/office/word/2018/wordml" xmlns:w16du="http://schemas.microsoft.com/office/word/2023/wordml/word16du" xmlns:w16sdtdh="http://schemas.microsoft.com/office/word/2020/wordml/sdtdatahash" xmlns:w16se="http://schemas.microsoft.com/office/word/2015/wordml/symex" xmlns:wpg="http://schemas.microsoft.com/office/word/2010/wordprocessingGroup" xmlns:wpi="http://schemas.microsoft.com/office/word/2010/wordprocessingInk" xmlns:wne="http://schemas.microsoft.com/office/word/2006/wordml" xmlns:wps="http://schemas.microsoft.com/office/word/2010/wordprocessingShape" mc:Ignorable="w14 w15 w16se w16cid w16 w16cex w16sdtdh w16du wp14">
   <w:abstractNum w:abstractNumId="0" w15:restartNumberingAfterBreak="0">
+    <w:nsid w:val="0D162509"/>
+    <w:multiLevelType w:val="hybridMultilevel"/>
+    <w:tmpl w:val="0DB407BC"/>
+    <w:lvl w:ilvl="0" w:tplc="08090001">
+      <w:start w:val="1"/>
+      <w:numFmt w:val="bullet"/>
+      <w:lvlText w:val=""/>
+      <w:lvlJc w:val="left"/>
+      <w:pPr>
+        <w:ind w:left="720" w:hanging="360"/>
+      </w:pPr>
+      <w:rPr>
+        <w:rFonts w:ascii="Symbol" w:hAnsi="Symbol" w:hint="default"/>
+      </w:rPr>
+    </w:lvl>
+    <w:lvl w:ilvl="1" w:tplc="08090003" w:tentative="1">
+      <w:start w:val="1"/>
+      <w:numFmt w:val="bullet"/>
+      <w:lvlText w:val="o"/>
+      <w:lvlJc w:val="left"/>
+      <w:pPr>
+        <w:ind w:left="1440" w:hanging="360"/>
+      </w:pPr>
+      <w:rPr>
+        <w:rFonts w:ascii="Courier New" w:hAnsi="Courier New" w:cs="Courier New" w:hint="default"/>
+      </w:rPr>
+    </w:lvl>
+    <w:lvl w:ilvl="2" w:tplc="08090005" w:tentative="1">
+      <w:start w:val="1"/>
+      <w:numFmt w:val="bullet"/>
+      <w:lvlText w:val=""/>
+      <w:lvlJc w:val="left"/>
+      <w:pPr>
+        <w:ind w:left="2160" w:hanging="360"/>
+      </w:pPr>
+      <w:rPr>
+        <w:rFonts w:ascii="Wingdings" w:hAnsi="Wingdings" w:hint="default"/>
+      </w:rPr>
+    </w:lvl>
+    <w:lvl w:ilvl="3" w:tplc="08090001" w:tentative="1">
+      <w:start w:val="1"/>
+      <w:numFmt w:val="bullet"/>
+      <w:lvlText w:val=""/>
+      <w:lvlJc w:val="left"/>
+      <w:pPr>
+        <w:ind w:left="2880" w:hanging="360"/>
+      </w:pPr>
+      <w:rPr>
+        <w:rFonts w:ascii="Symbol" w:hAnsi="Symbol" w:hint="default"/>
+      </w:rPr>
+    </w:lvl>
+    <w:lvl w:ilvl="4" w:tplc="08090003" w:tentative="1">
+      <w:start w:val="1"/>
+      <w:numFmt w:val="bullet"/>
+      <w:lvlText w:val="o"/>
+      <w:lvlJc w:val="left"/>
+      <w:pPr>
+        <w:ind w:left="3600" w:hanging="360"/>
+      </w:pPr>
+      <w:rPr>
+        <w:rFonts w:ascii="Courier New" w:hAnsi="Courier New" w:cs="Courier New" w:hint="default"/>
+      </w:rPr>
+    </w:lvl>
+    <w:lvl w:ilvl="5" w:tplc="08090005" w:tentative="1">
+      <w:start w:val="1"/>
+      <w:numFmt w:val="bullet"/>
+      <w:lvlText w:val=""/>
+      <w:lvlJc w:val="left"/>
+      <w:pPr>
+        <w:ind w:left="4320" w:hanging="360"/>
+      </w:pPr>
+      <w:rPr>
+        <w:rFonts w:ascii="Wingdings" w:hAnsi="Wingdings" w:hint="default"/>
+      </w:rPr>
+    </w:lvl>
+    <w:lvl w:ilvl="6" w:tplc="08090001" w:tentative="1">
+      <w:start w:val="1"/>
+      <w:numFmt w:val="bullet"/>
+      <w:lvlText w:val=""/>
+      <w:lvlJc w:val="left"/>
+      <w:pPr>
+        <w:ind w:left="5040" w:hanging="360"/>
+      </w:pPr>
+      <w:rPr>
+        <w:rFonts w:ascii="Symbol" w:hAnsi="Symbol" w:hint="default"/>
+      </w:rPr>
+    </w:lvl>
+    <w:lvl w:ilvl="7" w:tplc="08090003" w:tentative="1">
+      <w:start w:val="1"/>
+      <w:numFmt w:val="bullet"/>
+      <w:lvlText w:val="o"/>
+      <w:lvlJc w:val="left"/>
+      <w:pPr>
+        <w:ind w:left="5760" w:hanging="360"/>
+      </w:pPr>
+      <w:rPr>
+        <w:rFonts w:ascii="Courier New" w:hAnsi="Courier New" w:cs="Courier New" w:hint="default"/>
+      </w:rPr>
+    </w:lvl>
+    <w:lvl w:ilvl="8" w:tplc="08090005" w:tentative="1">
+      <w:start w:val="1"/>
+      <w:numFmt w:val="bullet"/>
+      <w:lvlText w:val=""/>
+      <w:lvlJc w:val="left"/>
+      <w:pPr>
+        <w:ind w:left="6480" w:hanging="360"/>
+      </w:pPr>
+      <w:rPr>
+        <w:rFonts w:ascii="Wingdings" w:hAnsi="Wingdings" w:hint="default"/>
+      </w:rPr>
+    </w:lvl>
+  </w:abstractNum>
+  <w:abstractNum w:abstractNumId="1" w15:restartNumberingAfterBreak="0">
+    <w:nsid w:val="12DD6DEA"/>
+    <w:multiLevelType w:val="hybridMultilevel"/>
+    <w:tmpl w:val="1DD606EE"/>
+    <w:lvl w:ilvl="0" w:tplc="08090001">
+      <w:start w:val="1"/>
+      <w:numFmt w:val="bullet"/>
+      <w:lvlText w:val=""/>
+      <w:lvlJc w:val="left"/>
+      <w:pPr>
+        <w:ind w:left="720" w:hanging="360"/>
+      </w:pPr>
+      <w:rPr>
+        <w:rFonts w:ascii="Symbol" w:hAnsi="Symbol" w:hint="default"/>
+      </w:rPr>
+    </w:lvl>
+    <w:lvl w:ilvl="1" w:tplc="08090003" w:tentative="1">
+      <w:start w:val="1"/>
+      <w:numFmt w:val="bullet"/>
+      <w:lvlText w:val="o"/>
+      <w:lvlJc w:val="left"/>
+      <w:pPr>
+        <w:ind w:left="1440" w:hanging="360"/>
+      </w:pPr>
+      <w:rPr>
+        <w:rFonts w:ascii="Courier New" w:hAnsi="Courier New" w:cs="Courier New" w:hint="default"/>
+      </w:rPr>
+    </w:lvl>
+    <w:lvl w:ilvl="2" w:tplc="08090005" w:tentative="1">
+      <w:start w:val="1"/>
+      <w:numFmt w:val="bullet"/>
+      <w:lvlText w:val=""/>
+      <w:lvlJc w:val="left"/>
+      <w:pPr>
+        <w:ind w:left="2160" w:hanging="360"/>
+      </w:pPr>
+      <w:rPr>
+        <w:rFonts w:ascii="Wingdings" w:hAnsi="Wingdings" w:hint="default"/>
+      </w:rPr>
+    </w:lvl>
+    <w:lvl w:ilvl="3" w:tplc="08090001" w:tentative="1">
+      <w:start w:val="1"/>
+      <w:numFmt w:val="bullet"/>
+      <w:lvlText w:val=""/>
+      <w:lvlJc w:val="left"/>
+      <w:pPr>
+        <w:ind w:left="2880" w:hanging="360"/>
+      </w:pPr>
+      <w:rPr>
+        <w:rFonts w:ascii="Symbol" w:hAnsi="Symbol" w:hint="default"/>
+      </w:rPr>
+    </w:lvl>
+    <w:lvl w:ilvl="4" w:tplc="08090003" w:tentative="1">
+      <w:start w:val="1"/>
+      <w:numFmt w:val="bullet"/>
+      <w:lvlText w:val="o"/>
+      <w:lvlJc w:val="left"/>
+      <w:pPr>
+        <w:ind w:left="3600" w:hanging="360"/>
+      </w:pPr>
+      <w:rPr>
+        <w:rFonts w:ascii="Courier New" w:hAnsi="Courier New" w:cs="Courier New" w:hint="default"/>
+      </w:rPr>
+    </w:lvl>
+    <w:lvl w:ilvl="5" w:tplc="08090005" w:tentative="1">
+      <w:start w:val="1"/>
+      <w:numFmt w:val="bullet"/>
+      <w:lvlText w:val=""/>
+      <w:lvlJc w:val="left"/>
+      <w:pPr>
+        <w:ind w:left="4320" w:hanging="360"/>
+      </w:pPr>
+      <w:rPr>
+        <w:rFonts w:ascii="Wingdings" w:hAnsi="Wingdings" w:hint="default"/>
+      </w:rPr>
+    </w:lvl>
+    <w:lvl w:ilvl="6" w:tplc="08090001" w:tentative="1">
+      <w:start w:val="1"/>
+      <w:numFmt w:val="bullet"/>
+      <w:lvlText w:val=""/>
+      <w:lvlJc w:val="left"/>
+      <w:pPr>
+        <w:ind w:left="5040" w:hanging="360"/>
+      </w:pPr>
+      <w:rPr>
+        <w:rFonts w:ascii="Symbol" w:hAnsi="Symbol" w:hint="default"/>
+      </w:rPr>
+    </w:lvl>
+    <w:lvl w:ilvl="7" w:tplc="08090003" w:tentative="1">
+      <w:start w:val="1"/>
+      <w:numFmt w:val="bullet"/>
+      <w:lvlText w:val="o"/>
+      <w:lvlJc w:val="left"/>
+      <w:pPr>
+        <w:ind w:left="5760" w:hanging="360"/>
+      </w:pPr>
+      <w:rPr>
+        <w:rFonts w:ascii="Courier New" w:hAnsi="Courier New" w:cs="Courier New" w:hint="default"/>
+      </w:rPr>
+    </w:lvl>
+    <w:lvl w:ilvl="8" w:tplc="08090005" w:tentative="1">
+      <w:start w:val="1"/>
+      <w:numFmt w:val="bullet"/>
+      <w:lvlText w:val=""/>
+      <w:lvlJc w:val="left"/>
+      <w:pPr>
+        <w:ind w:left="6480" w:hanging="360"/>
+      </w:pPr>
+      <w:rPr>
+        <w:rFonts w:ascii="Wingdings" w:hAnsi="Wingdings" w:hint="default"/>
+      </w:rPr>
+    </w:lvl>
+  </w:abstractNum>
+  <w:abstractNum w:abstractNumId="2" w15:restartNumberingAfterBreak="0">
     <w:nsid w:val="191A30C1"/>
     <w:multiLevelType w:val="hybridMultilevel"/>
     <w:tmpl w:val="20D63320"/>
@@ -1233,7 +1935,7 @@
       </w:rPr>
     </w:lvl>
   </w:abstractNum>
-  <w:abstractNum w:abstractNumId="1" w15:restartNumberingAfterBreak="0">
+  <w:abstractNum w:abstractNumId="3" w15:restartNumberingAfterBreak="0">
     <w:nsid w:val="30F863A8"/>
     <w:multiLevelType w:val="hybridMultilevel"/>
     <w:tmpl w:val="032E5D7C"/>
@@ -1346,7 +2048,346 @@
       </w:rPr>
     </w:lvl>
   </w:abstractNum>
-  <w:abstractNum w:abstractNumId="2" w15:restartNumberingAfterBreak="0">
+  <w:abstractNum w:abstractNumId="4" w15:restartNumberingAfterBreak="0">
+    <w:nsid w:val="4D8371B2"/>
+    <w:multiLevelType w:val="hybridMultilevel"/>
+    <w:tmpl w:val="37CC1650"/>
+    <w:lvl w:ilvl="0" w:tplc="08090001">
+      <w:start w:val="1"/>
+      <w:numFmt w:val="bullet"/>
+      <w:lvlText w:val=""/>
+      <w:lvlJc w:val="left"/>
+      <w:pPr>
+        <w:ind w:left="720" w:hanging="360"/>
+      </w:pPr>
+      <w:rPr>
+        <w:rFonts w:ascii="Symbol" w:hAnsi="Symbol" w:hint="default"/>
+      </w:rPr>
+    </w:lvl>
+    <w:lvl w:ilvl="1" w:tplc="08090003" w:tentative="1">
+      <w:start w:val="1"/>
+      <w:numFmt w:val="bullet"/>
+      <w:lvlText w:val="o"/>
+      <w:lvlJc w:val="left"/>
+      <w:pPr>
+        <w:ind w:left="1440" w:hanging="360"/>
+      </w:pPr>
+      <w:rPr>
+        <w:rFonts w:ascii="Courier New" w:hAnsi="Courier New" w:cs="Courier New" w:hint="default"/>
+      </w:rPr>
+    </w:lvl>
+    <w:lvl w:ilvl="2" w:tplc="08090005" w:tentative="1">
+      <w:start w:val="1"/>
+      <w:numFmt w:val="bullet"/>
+      <w:lvlText w:val=""/>
+      <w:lvlJc w:val="left"/>
+      <w:pPr>
+        <w:ind w:left="2160" w:hanging="360"/>
+      </w:pPr>
+      <w:rPr>
+        <w:rFonts w:ascii="Wingdings" w:hAnsi="Wingdings" w:hint="default"/>
+      </w:rPr>
+    </w:lvl>
+    <w:lvl w:ilvl="3" w:tplc="08090001" w:tentative="1">
+      <w:start w:val="1"/>
+      <w:numFmt w:val="bullet"/>
+      <w:lvlText w:val=""/>
+      <w:lvlJc w:val="left"/>
+      <w:pPr>
+        <w:ind w:left="2880" w:hanging="360"/>
+      </w:pPr>
+      <w:rPr>
+        <w:rFonts w:ascii="Symbol" w:hAnsi="Symbol" w:hint="default"/>
+      </w:rPr>
+    </w:lvl>
+    <w:lvl w:ilvl="4" w:tplc="08090003" w:tentative="1">
+      <w:start w:val="1"/>
+      <w:numFmt w:val="bullet"/>
+      <w:lvlText w:val="o"/>
+      <w:lvlJc w:val="left"/>
+      <w:pPr>
+        <w:ind w:left="3600" w:hanging="360"/>
+      </w:pPr>
+      <w:rPr>
+        <w:rFonts w:ascii="Courier New" w:hAnsi="Courier New" w:cs="Courier New" w:hint="default"/>
+      </w:rPr>
+    </w:lvl>
+    <w:lvl w:ilvl="5" w:tplc="08090005" w:tentative="1">
+      <w:start w:val="1"/>
+      <w:numFmt w:val="bullet"/>
+      <w:lvlText w:val=""/>
+      <w:lvlJc w:val="left"/>
+      <w:pPr>
+        <w:ind w:left="4320" w:hanging="360"/>
+      </w:pPr>
+      <w:rPr>
+        <w:rFonts w:ascii="Wingdings" w:hAnsi="Wingdings" w:hint="default"/>
+      </w:rPr>
+    </w:lvl>
+    <w:lvl w:ilvl="6" w:tplc="08090001" w:tentative="1">
+      <w:start w:val="1"/>
+      <w:numFmt w:val="bullet"/>
+      <w:lvlText w:val=""/>
+      <w:lvlJc w:val="left"/>
+      <w:pPr>
+        <w:ind w:left="5040" w:hanging="360"/>
+      </w:pPr>
+      <w:rPr>
+        <w:rFonts w:ascii="Symbol" w:hAnsi="Symbol" w:hint="default"/>
+      </w:rPr>
+    </w:lvl>
+    <w:lvl w:ilvl="7" w:tplc="08090003" w:tentative="1">
+      <w:start w:val="1"/>
+      <w:numFmt w:val="bullet"/>
+      <w:lvlText w:val="o"/>
+      <w:lvlJc w:val="left"/>
+      <w:pPr>
+        <w:ind w:left="5760" w:hanging="360"/>
+      </w:pPr>
+      <w:rPr>
+        <w:rFonts w:ascii="Courier New" w:hAnsi="Courier New" w:cs="Courier New" w:hint="default"/>
+      </w:rPr>
+    </w:lvl>
+    <w:lvl w:ilvl="8" w:tplc="08090005" w:tentative="1">
+      <w:start w:val="1"/>
+      <w:numFmt w:val="bullet"/>
+      <w:lvlText w:val=""/>
+      <w:lvlJc w:val="left"/>
+      <w:pPr>
+        <w:ind w:left="6480" w:hanging="360"/>
+      </w:pPr>
+      <w:rPr>
+        <w:rFonts w:ascii="Wingdings" w:hAnsi="Wingdings" w:hint="default"/>
+      </w:rPr>
+    </w:lvl>
+  </w:abstractNum>
+  <w:abstractNum w:abstractNumId="5" w15:restartNumberingAfterBreak="0">
+    <w:nsid w:val="512301CD"/>
+    <w:multiLevelType w:val="hybridMultilevel"/>
+    <w:tmpl w:val="4EC67D6A"/>
+    <w:lvl w:ilvl="0" w:tplc="08090001">
+      <w:start w:val="1"/>
+      <w:numFmt w:val="bullet"/>
+      <w:lvlText w:val=""/>
+      <w:lvlJc w:val="left"/>
+      <w:pPr>
+        <w:ind w:left="720" w:hanging="360"/>
+      </w:pPr>
+      <w:rPr>
+        <w:rFonts w:ascii="Symbol" w:hAnsi="Symbol" w:hint="default"/>
+      </w:rPr>
+    </w:lvl>
+    <w:lvl w:ilvl="1" w:tplc="08090003" w:tentative="1">
+      <w:start w:val="1"/>
+      <w:numFmt w:val="bullet"/>
+      <w:lvlText w:val="o"/>
+      <w:lvlJc w:val="left"/>
+      <w:pPr>
+        <w:ind w:left="1440" w:hanging="360"/>
+      </w:pPr>
+      <w:rPr>
+        <w:rFonts w:ascii="Courier New" w:hAnsi="Courier New" w:cs="Courier New" w:hint="default"/>
+      </w:rPr>
+    </w:lvl>
+    <w:lvl w:ilvl="2" w:tplc="08090005" w:tentative="1">
+      <w:start w:val="1"/>
+      <w:numFmt w:val="bullet"/>
+      <w:lvlText w:val=""/>
+      <w:lvlJc w:val="left"/>
+      <w:pPr>
+        <w:ind w:left="2160" w:hanging="360"/>
+      </w:pPr>
+      <w:rPr>
+        <w:rFonts w:ascii="Wingdings" w:hAnsi="Wingdings" w:hint="default"/>
+      </w:rPr>
+    </w:lvl>
+    <w:lvl w:ilvl="3" w:tplc="08090001" w:tentative="1">
+      <w:start w:val="1"/>
+      <w:numFmt w:val="bullet"/>
+      <w:lvlText w:val=""/>
+      <w:lvlJc w:val="left"/>
+      <w:pPr>
+        <w:ind w:left="2880" w:hanging="360"/>
+      </w:pPr>
+      <w:rPr>
+        <w:rFonts w:ascii="Symbol" w:hAnsi="Symbol" w:hint="default"/>
+      </w:rPr>
+    </w:lvl>
+    <w:lvl w:ilvl="4" w:tplc="08090003" w:tentative="1">
+      <w:start w:val="1"/>
+      <w:numFmt w:val="bullet"/>
+      <w:lvlText w:val="o"/>
+      <w:lvlJc w:val="left"/>
+      <w:pPr>
+        <w:ind w:left="3600" w:hanging="360"/>
+      </w:pPr>
+      <w:rPr>
+        <w:rFonts w:ascii="Courier New" w:hAnsi="Courier New" w:cs="Courier New" w:hint="default"/>
+      </w:rPr>
+    </w:lvl>
+    <w:lvl w:ilvl="5" w:tplc="08090005" w:tentative="1">
+      <w:start w:val="1"/>
+      <w:numFmt w:val="bullet"/>
+      <w:lvlText w:val=""/>
+      <w:lvlJc w:val="left"/>
+      <w:pPr>
+        <w:ind w:left="4320" w:hanging="360"/>
+      </w:pPr>
+      <w:rPr>
+        <w:rFonts w:ascii="Wingdings" w:hAnsi="Wingdings" w:hint="default"/>
+      </w:rPr>
+    </w:lvl>
+    <w:lvl w:ilvl="6" w:tplc="08090001" w:tentative="1">
+      <w:start w:val="1"/>
+      <w:numFmt w:val="bullet"/>
+      <w:lvlText w:val=""/>
+      <w:lvlJc w:val="left"/>
+      <w:pPr>
+        <w:ind w:left="5040" w:hanging="360"/>
+      </w:pPr>
+      <w:rPr>
+        <w:rFonts w:ascii="Symbol" w:hAnsi="Symbol" w:hint="default"/>
+      </w:rPr>
+    </w:lvl>
+    <w:lvl w:ilvl="7" w:tplc="08090003" w:tentative="1">
+      <w:start w:val="1"/>
+      <w:numFmt w:val="bullet"/>
+      <w:lvlText w:val="o"/>
+      <w:lvlJc w:val="left"/>
+      <w:pPr>
+        <w:ind w:left="5760" w:hanging="360"/>
+      </w:pPr>
+      <w:rPr>
+        <w:rFonts w:ascii="Courier New" w:hAnsi="Courier New" w:cs="Courier New" w:hint="default"/>
+      </w:rPr>
+    </w:lvl>
+    <w:lvl w:ilvl="8" w:tplc="08090005" w:tentative="1">
+      <w:start w:val="1"/>
+      <w:numFmt w:val="bullet"/>
+      <w:lvlText w:val=""/>
+      <w:lvlJc w:val="left"/>
+      <w:pPr>
+        <w:ind w:left="6480" w:hanging="360"/>
+      </w:pPr>
+      <w:rPr>
+        <w:rFonts w:ascii="Wingdings" w:hAnsi="Wingdings" w:hint="default"/>
+      </w:rPr>
+    </w:lvl>
+  </w:abstractNum>
+  <w:abstractNum w:abstractNumId="6" w15:restartNumberingAfterBreak="0">
+    <w:nsid w:val="5B1C0342"/>
+    <w:multiLevelType w:val="hybridMultilevel"/>
+    <w:tmpl w:val="317E1DFA"/>
+    <w:lvl w:ilvl="0" w:tplc="08090001">
+      <w:start w:val="1"/>
+      <w:numFmt w:val="bullet"/>
+      <w:lvlText w:val=""/>
+      <w:lvlJc w:val="left"/>
+      <w:pPr>
+        <w:ind w:left="720" w:hanging="360"/>
+      </w:pPr>
+      <w:rPr>
+        <w:rFonts w:ascii="Symbol" w:hAnsi="Symbol" w:hint="default"/>
+      </w:rPr>
+    </w:lvl>
+    <w:lvl w:ilvl="1" w:tplc="08090003" w:tentative="1">
+      <w:start w:val="1"/>
+      <w:numFmt w:val="bullet"/>
+      <w:lvlText w:val="o"/>
+      <w:lvlJc w:val="left"/>
+      <w:pPr>
+        <w:ind w:left="1440" w:hanging="360"/>
+      </w:pPr>
+      <w:rPr>
+        <w:rFonts w:ascii="Courier New" w:hAnsi="Courier New" w:cs="Courier New" w:hint="default"/>
+      </w:rPr>
+    </w:lvl>
+    <w:lvl w:ilvl="2" w:tplc="08090005" w:tentative="1">
+      <w:start w:val="1"/>
+      <w:numFmt w:val="bullet"/>
+      <w:lvlText w:val=""/>
+      <w:lvlJc w:val="left"/>
+      <w:pPr>
+        <w:ind w:left="2160" w:hanging="360"/>
+      </w:pPr>
+      <w:rPr>
+        <w:rFonts w:ascii="Wingdings" w:hAnsi="Wingdings" w:hint="default"/>
+      </w:rPr>
+    </w:lvl>
+    <w:lvl w:ilvl="3" w:tplc="08090001" w:tentative="1">
+      <w:start w:val="1"/>
+      <w:numFmt w:val="bullet"/>
+      <w:lvlText w:val=""/>
+      <w:lvlJc w:val="left"/>
+      <w:pPr>
+        <w:ind w:left="2880" w:hanging="360"/>
+      </w:pPr>
+      <w:rPr>
+        <w:rFonts w:ascii="Symbol" w:hAnsi="Symbol" w:hint="default"/>
+      </w:rPr>
+    </w:lvl>
+    <w:lvl w:ilvl="4" w:tplc="08090003" w:tentative="1">
+      <w:start w:val="1"/>
+      <w:numFmt w:val="bullet"/>
+      <w:lvlText w:val="o"/>
+      <w:lvlJc w:val="left"/>
+      <w:pPr>
+        <w:ind w:left="3600" w:hanging="360"/>
+      </w:pPr>
+      <w:rPr>
+        <w:rFonts w:ascii="Courier New" w:hAnsi="Courier New" w:cs="Courier New" w:hint="default"/>
+      </w:rPr>
+    </w:lvl>
+    <w:lvl w:ilvl="5" w:tplc="08090005" w:tentative="1">
+      <w:start w:val="1"/>
+      <w:numFmt w:val="bullet"/>
+      <w:lvlText w:val=""/>
+      <w:lvlJc w:val="left"/>
+      <w:pPr>
+        <w:ind w:left="4320" w:hanging="360"/>
+      </w:pPr>
+      <w:rPr>
+        <w:rFonts w:ascii="Wingdings" w:hAnsi="Wingdings" w:hint="default"/>
+      </w:rPr>
+    </w:lvl>
+    <w:lvl w:ilvl="6" w:tplc="08090001" w:tentative="1">
+      <w:start w:val="1"/>
+      <w:numFmt w:val="bullet"/>
+      <w:lvlText w:val=""/>
+      <w:lvlJc w:val="left"/>
+      <w:pPr>
+        <w:ind w:left="5040" w:hanging="360"/>
+      </w:pPr>
+      <w:rPr>
+        <w:rFonts w:ascii="Symbol" w:hAnsi="Symbol" w:hint="default"/>
+      </w:rPr>
+    </w:lvl>
+    <w:lvl w:ilvl="7" w:tplc="08090003" w:tentative="1">
+      <w:start w:val="1"/>
+      <w:numFmt w:val="bullet"/>
+      <w:lvlText w:val="o"/>
+      <w:lvlJc w:val="left"/>
+      <w:pPr>
+        <w:ind w:left="5760" w:hanging="360"/>
+      </w:pPr>
+      <w:rPr>
+        <w:rFonts w:ascii="Courier New" w:hAnsi="Courier New" w:cs="Courier New" w:hint="default"/>
+      </w:rPr>
+    </w:lvl>
+    <w:lvl w:ilvl="8" w:tplc="08090005" w:tentative="1">
+      <w:start w:val="1"/>
+      <w:numFmt w:val="bullet"/>
+      <w:lvlText w:val=""/>
+      <w:lvlJc w:val="left"/>
+      <w:pPr>
+        <w:ind w:left="6480" w:hanging="360"/>
+      </w:pPr>
+      <w:rPr>
+        <w:rFonts w:ascii="Wingdings" w:hAnsi="Wingdings" w:hint="default"/>
+      </w:rPr>
+    </w:lvl>
+  </w:abstractNum>
+  <w:abstractNum w:abstractNumId="7" w15:restartNumberingAfterBreak="0">
     <w:nsid w:val="5EF4030C"/>
     <w:multiLevelType w:val="hybridMultilevel"/>
     <w:tmpl w:val="1536142E"/>
@@ -1459,7 +2500,7 @@
       </w:rPr>
     </w:lvl>
   </w:abstractNum>
-  <w:abstractNum w:abstractNumId="3" w15:restartNumberingAfterBreak="0">
+  <w:abstractNum w:abstractNumId="8" w15:restartNumberingAfterBreak="0">
     <w:nsid w:val="611D6103"/>
     <w:multiLevelType w:val="hybridMultilevel"/>
     <w:tmpl w:val="E96ED9BC"/>
@@ -1572,7 +2613,120 @@
       </w:rPr>
     </w:lvl>
   </w:abstractNum>
-  <w:abstractNum w:abstractNumId="4" w15:restartNumberingAfterBreak="0">
+  <w:abstractNum w:abstractNumId="9" w15:restartNumberingAfterBreak="0">
+    <w:nsid w:val="720F73CD"/>
+    <w:multiLevelType w:val="hybridMultilevel"/>
+    <w:tmpl w:val="863E9500"/>
+    <w:lvl w:ilvl="0" w:tplc="08090001">
+      <w:start w:val="1"/>
+      <w:numFmt w:val="bullet"/>
+      <w:lvlText w:val=""/>
+      <w:lvlJc w:val="left"/>
+      <w:pPr>
+        <w:ind w:left="720" w:hanging="360"/>
+      </w:pPr>
+      <w:rPr>
+        <w:rFonts w:ascii="Symbol" w:hAnsi="Symbol" w:hint="default"/>
+      </w:rPr>
+    </w:lvl>
+    <w:lvl w:ilvl="1" w:tplc="08090003" w:tentative="1">
+      <w:start w:val="1"/>
+      <w:numFmt w:val="bullet"/>
+      <w:lvlText w:val="o"/>
+      <w:lvlJc w:val="left"/>
+      <w:pPr>
+        <w:ind w:left="1440" w:hanging="360"/>
+      </w:pPr>
+      <w:rPr>
+        <w:rFonts w:ascii="Courier New" w:hAnsi="Courier New" w:cs="Courier New" w:hint="default"/>
+      </w:rPr>
+    </w:lvl>
+    <w:lvl w:ilvl="2" w:tplc="08090005" w:tentative="1">
+      <w:start w:val="1"/>
+      <w:numFmt w:val="bullet"/>
+      <w:lvlText w:val=""/>
+      <w:lvlJc w:val="left"/>
+      <w:pPr>
+        <w:ind w:left="2160" w:hanging="360"/>
+      </w:pPr>
+      <w:rPr>
+        <w:rFonts w:ascii="Wingdings" w:hAnsi="Wingdings" w:hint="default"/>
+      </w:rPr>
+    </w:lvl>
+    <w:lvl w:ilvl="3" w:tplc="08090001" w:tentative="1">
+      <w:start w:val="1"/>
+      <w:numFmt w:val="bullet"/>
+      <w:lvlText w:val=""/>
+      <w:lvlJc w:val="left"/>
+      <w:pPr>
+        <w:ind w:left="2880" w:hanging="360"/>
+      </w:pPr>
+      <w:rPr>
+        <w:rFonts w:ascii="Symbol" w:hAnsi="Symbol" w:hint="default"/>
+      </w:rPr>
+    </w:lvl>
+    <w:lvl w:ilvl="4" w:tplc="08090003" w:tentative="1">
+      <w:start w:val="1"/>
+      <w:numFmt w:val="bullet"/>
+      <w:lvlText w:val="o"/>
+      <w:lvlJc w:val="left"/>
+      <w:pPr>
+        <w:ind w:left="3600" w:hanging="360"/>
+      </w:pPr>
+      <w:rPr>
+        <w:rFonts w:ascii="Courier New" w:hAnsi="Courier New" w:cs="Courier New" w:hint="default"/>
+      </w:rPr>
+    </w:lvl>
+    <w:lvl w:ilvl="5" w:tplc="08090005" w:tentative="1">
+      <w:start w:val="1"/>
+      <w:numFmt w:val="bullet"/>
+      <w:lvlText w:val=""/>
+      <w:lvlJc w:val="left"/>
+      <w:pPr>
+        <w:ind w:left="4320" w:hanging="360"/>
+      </w:pPr>
+      <w:rPr>
+        <w:rFonts w:ascii="Wingdings" w:hAnsi="Wingdings" w:hint="default"/>
+      </w:rPr>
+    </w:lvl>
+    <w:lvl w:ilvl="6" w:tplc="08090001" w:tentative="1">
+      <w:start w:val="1"/>
+      <w:numFmt w:val="bullet"/>
+      <w:lvlText w:val=""/>
+      <w:lvlJc w:val="left"/>
+      <w:pPr>
+        <w:ind w:left="5040" w:hanging="360"/>
+      </w:pPr>
+      <w:rPr>
+        <w:rFonts w:ascii="Symbol" w:hAnsi="Symbol" w:hint="default"/>
+      </w:rPr>
+    </w:lvl>
+    <w:lvl w:ilvl="7" w:tplc="08090003" w:tentative="1">
+      <w:start w:val="1"/>
+      <w:numFmt w:val="bullet"/>
+      <w:lvlText w:val="o"/>
+      <w:lvlJc w:val="left"/>
+      <w:pPr>
+        <w:ind w:left="5760" w:hanging="360"/>
+      </w:pPr>
+      <w:rPr>
+        <w:rFonts w:ascii="Courier New" w:hAnsi="Courier New" w:cs="Courier New" w:hint="default"/>
+      </w:rPr>
+    </w:lvl>
+    <w:lvl w:ilvl="8" w:tplc="08090005" w:tentative="1">
+      <w:start w:val="1"/>
+      <w:numFmt w:val="bullet"/>
+      <w:lvlText w:val=""/>
+      <w:lvlJc w:val="left"/>
+      <w:pPr>
+        <w:ind w:left="6480" w:hanging="360"/>
+      </w:pPr>
+      <w:rPr>
+        <w:rFonts w:ascii="Wingdings" w:hAnsi="Wingdings" w:hint="default"/>
+      </w:rPr>
+    </w:lvl>
+  </w:abstractNum>
+  <w:abstractNum w:abstractNumId="10" w15:restartNumberingAfterBreak="0">
     <w:nsid w:val="7E5964DC"/>
     <w:multiLevelType w:val="hybridMultilevel"/>
     <w:tmpl w:val="2F1E1F6E"/>
@@ -1685,26 +2839,44 @@
       </w:rPr>
     </w:lvl>
   </w:abstractNum>
-  <w:num w:numId="1">
+  <w:num w:numId="1" w16cid:durableId="1925718930">
+    <w:abstractNumId w:val="8"/>
+  </w:num>
+  <w:num w:numId="2" w16cid:durableId="419445963">
+    <w:abstractNumId w:val="7"/>
+  </w:num>
+  <w:num w:numId="3" w16cid:durableId="1515341746">
+    <w:abstractNumId w:val="10"/>
+  </w:num>
+  <w:num w:numId="4" w16cid:durableId="307441123">
+    <w:abstractNumId w:val="2"/>
+  </w:num>
+  <w:num w:numId="5" w16cid:durableId="842158901">
     <w:abstractNumId w:val="3"/>
   </w:num>
-  <w:num w:numId="2">
-    <w:abstractNumId w:val="2"/>
+  <w:num w:numId="6" w16cid:durableId="2086995440">
+    <w:abstractNumId w:val="9"/>
   </w:num>
-  <w:num w:numId="3">
+  <w:num w:numId="7" w16cid:durableId="1762485596">
+    <w:abstractNumId w:val="5"/>
+  </w:num>
+  <w:num w:numId="8" w16cid:durableId="2104449969">
     <w:abstractNumId w:val="4"/>
   </w:num>
-  <w:num w:numId="4">
+  <w:num w:numId="9" w16cid:durableId="280574332">
     <w:abstractNumId w:val="0"/>
   </w:num>
-  <w:num w:numId="5">
+  <w:num w:numId="10" w16cid:durableId="1977181065">
+    <w:abstractNumId w:val="6"/>
+  </w:num>
+  <w:num w:numId="11" w16cid:durableId="2051102052">
     <w:abstractNumId w:val="1"/>
   </w:num>
 </w:numbering>
 </file>
 
 <file path=word/styles.xml><?xml version="1.0" encoding="utf-8"?>
-<w:styles xmlns:mc="http://schemas.openxmlformats.org/markup-compatibility/2006" xmlns:r="http://schemas.openxmlformats.org/officeDocument/2006/relationships" xmlns:w="http://schemas.openxmlformats.org/wordprocessingml/2006/main" xmlns:w14="http://schemas.microsoft.com/office/word/2010/wordml" xmlns:w15="http://schemas.microsoft.com/office/word/2012/wordml" xmlns:w16cid="http://schemas.microsoft.com/office/word/2016/wordml/cid" xmlns:w16se="http://schemas.microsoft.com/office/word/2015/wordml/symex" mc:Ignorable="w14 w15 w16se w16cid">
+<w:styles xmlns:mc="http://schemas.openxmlformats.org/markup-compatibility/2006" xmlns:r="http://schemas.openxmlformats.org/officeDocument/2006/relationships" xmlns:w="http://schemas.openxmlformats.org/wordprocessingml/2006/main" xmlns:w14="http://schemas.microsoft.com/office/word/2010/wordml" xmlns:w15="http://schemas.microsoft.com/office/word/2012/wordml" xmlns:w16cex="http://schemas.microsoft.com/office/word/2018/wordml/cex" xmlns:w16cid="http://schemas.microsoft.com/office/word/2016/wordml/cid" xmlns:w16="http://schemas.microsoft.com/office/word/2018/wordml" xmlns:w16du="http://schemas.microsoft.com/office/word/2023/wordml/word16du" xmlns:w16sdtdh="http://schemas.microsoft.com/office/word/2020/wordml/sdtdatahash" xmlns:w16se="http://schemas.microsoft.com/office/word/2015/wordml/symex" mc:Ignorable="w14 w15 w16se w16cid w16 w16cex w16sdtdh w16du">
   <w:docDefaults>
     <w:rPrDefault>
       <w:rPr>
@@ -1720,7 +2892,7 @@
       </w:pPr>
     </w:pPrDefault>
   </w:docDefaults>
-  <w:latentStyles w:defLockedState="0" w:defUIPriority="99" w:defSemiHidden="0" w:defUnhideWhenUsed="0" w:defQFormat="0" w:count="375">
+  <w:latentStyles w:defLockedState="0" w:defUIPriority="99" w:defSemiHidden="0" w:defUnhideWhenUsed="0" w:defQFormat="0" w:count="376">
     <w:lsdException w:name="Normal" w:uiPriority="0" w:qFormat="1"/>
     <w:lsdException w:name="heading 1" w:uiPriority="9" w:qFormat="1"/>
     <w:lsdException w:name="heading 2" w:semiHidden="1" w:uiPriority="9" w:unhideWhenUsed="1" w:qFormat="1"/>
@@ -2096,6 +3268,7 @@
     <w:lsdException w:name="Smart Hyperlink" w:semiHidden="1" w:unhideWhenUsed="1"/>
     <w:lsdException w:name="Hashtag" w:semiHidden="1" w:unhideWhenUsed="1"/>
     <w:lsdException w:name="Unresolved Mention" w:semiHidden="1" w:unhideWhenUsed="1"/>
+    <w:lsdException w:name="Smart Link" w:semiHidden="1" w:unhideWhenUsed="1"/>
   </w:latentStyles>
   <w:style w:type="paragraph" w:default="1" w:styleId="Normal">
     <w:name w:val="Normal"/>
@@ -2296,6 +3469,18 @@
       <w:rFonts w:ascii="Segoe UI" w:hAnsi="Segoe UI" w:cs="Segoe UI"/>
       <w:sz w:val="18"/>
       <w:szCs w:val="18"/>
+    </w:rPr>
+  </w:style>
+  <w:style w:type="character" w:styleId="UnresolvedMention">
+    <w:name w:val="Unresolved Mention"/>
+    <w:basedOn w:val="DefaultParagraphFont"/>
+    <w:uiPriority w:val="99"/>
+    <w:semiHidden/>
+    <w:unhideWhenUsed/>
+    <w:rsid w:val="00C113CD"/>
+    <w:rPr>
+      <w:color w:val="605E5C"/>
+      <w:shd w:val="clear" w:color="auto" w:fill="E1DFDD"/>
     </w:rPr>
   </w:style>
 </w:styles>

--- a/Documentation/Misc writeups/EwE 6.7 release notes.docx
+++ b/Documentation/Misc writeups/EwE 6.7 release notes.docx
@@ -1,6 +1,6 @@
 
 <file path=word/document.xml><?xml version="1.0" encoding="utf-8"?>
-<w:document xmlns:wpc="http://schemas.microsoft.com/office/word/2010/wordprocessingCanvas" xmlns:cx="http://schemas.microsoft.com/office/drawing/2014/chartex" xmlns:cx1="http://schemas.microsoft.com/office/drawing/2015/9/8/chartex" xmlns:cx2="http://schemas.microsoft.com/office/drawing/2015/10/21/chartex" xmlns:cx3="http://schemas.microsoft.com/office/drawing/2016/5/9/chartex" xmlns:cx4="http://schemas.microsoft.com/office/drawing/2016/5/10/chartex" xmlns:cx5="http://schemas.microsoft.com/office/drawing/2016/5/11/chartex" xmlns:cx6="http://schemas.microsoft.com/office/drawing/2016/5/12/chartex" xmlns:cx7="http://schemas.microsoft.com/office/drawing/2016/5/13/chartex" xmlns:cx8="http://schemas.microsoft.com/office/drawing/2016/5/14/chartex" xmlns:mc="http://schemas.openxmlformats.org/markup-compatibility/2006" xmlns:aink="http://schemas.microsoft.com/office/drawing/2016/ink" xmlns:am3d="http://schemas.microsoft.com/office/drawing/2017/model3d" xmlns:o="urn:schemas-microsoft-com:office:office" xmlns:oel="http://schemas.microsoft.com/office/2019/extlst" xmlns:r="http://schemas.openxmlformats.org/officeDocument/2006/relationships" xmlns:m="http://schemas.openxmlformats.org/officeDocument/2006/math" xmlns:v="urn:schemas-microsoft-com:vml" xmlns:wp14="http://schemas.microsoft.com/office/word/2010/wordprocessingDrawing" xmlns:wp="http://schemas.openxmlformats.org/drawingml/2006/wordprocessingDrawing" xmlns:w10="urn:schemas-microsoft-com:office:word" xmlns:w="http://schemas.openxmlformats.org/wordprocessingml/2006/main" xmlns:w14="http://schemas.microsoft.com/office/word/2010/wordml" xmlns:w15="http://schemas.microsoft.com/office/word/2012/wordml" xmlns:w16cex="http://schemas.microsoft.com/office/word/2018/wordml/cex" xmlns:w16cid="http://schemas.microsoft.com/office/word/2016/wordml/cid" xmlns:w16="http://schemas.microsoft.com/office/word/2018/wordml" xmlns:w16du="http://schemas.microsoft.com/office/word/2023/wordml/word16du" xmlns:w16sdtdh="http://schemas.microsoft.com/office/word/2020/wordml/sdtdatahash" xmlns:w16se="http://schemas.microsoft.com/office/word/2015/wordml/symex" xmlns:wpg="http://schemas.microsoft.com/office/word/2010/wordprocessingGroup" xmlns:wpi="http://schemas.microsoft.com/office/word/2010/wordprocessingInk" xmlns:wne="http://schemas.microsoft.com/office/word/2006/wordml" xmlns:wps="http://schemas.microsoft.com/office/word/2010/wordprocessingShape" mc:Ignorable="w14 w15 w16se w16cid w16 w16cex w16sdtdh w16du wp14">
+<w:document xmlns:wpc="http://schemas.microsoft.com/office/word/2010/wordprocessingCanvas" xmlns:cx="http://schemas.microsoft.com/office/drawing/2014/chartex" xmlns:cx1="http://schemas.microsoft.com/office/drawing/2015/9/8/chartex" xmlns:cx2="http://schemas.microsoft.com/office/drawing/2015/10/21/chartex" xmlns:cx3="http://schemas.microsoft.com/office/drawing/2016/5/9/chartex" xmlns:cx4="http://schemas.microsoft.com/office/drawing/2016/5/10/chartex" xmlns:cx5="http://schemas.microsoft.com/office/drawing/2016/5/11/chartex" xmlns:cx6="http://schemas.microsoft.com/office/drawing/2016/5/12/chartex" xmlns:cx7="http://schemas.microsoft.com/office/drawing/2016/5/13/chartex" xmlns:cx8="http://schemas.microsoft.com/office/drawing/2016/5/14/chartex" xmlns:mc="http://schemas.openxmlformats.org/markup-compatibility/2006" xmlns:aink="http://schemas.microsoft.com/office/drawing/2016/ink" xmlns:am3d="http://schemas.microsoft.com/office/drawing/2017/model3d" xmlns:o="urn:schemas-microsoft-com:office:office" xmlns:oel="http://schemas.microsoft.com/office/2019/extlst" xmlns:r="http://schemas.openxmlformats.org/officeDocument/2006/relationships" xmlns:m="http://schemas.openxmlformats.org/officeDocument/2006/math" xmlns:v="urn:schemas-microsoft-com:vml" xmlns:wp14="http://schemas.microsoft.com/office/word/2010/wordprocessingDrawing" xmlns:wp="http://schemas.openxmlformats.org/drawingml/2006/wordprocessingDrawing" xmlns:w10="urn:schemas-microsoft-com:office:word" xmlns:w="http://schemas.openxmlformats.org/wordprocessingml/2006/main" xmlns:w14="http://schemas.microsoft.com/office/word/2010/wordml" xmlns:w15="http://schemas.microsoft.com/office/word/2012/wordml" xmlns:w16cex="http://schemas.microsoft.com/office/word/2018/wordml/cex" xmlns:w16cid="http://schemas.microsoft.com/office/word/2016/wordml/cid" xmlns:w16="http://schemas.microsoft.com/office/word/2018/wordml" xmlns:w16du="http://schemas.microsoft.com/office/word/2023/wordml/word16du" xmlns:w16sdtdh="http://schemas.microsoft.com/office/word/2020/wordml/sdtdatahash" xmlns:w16sdtfl="http://schemas.microsoft.com/office/word/2024/wordml/sdtformatlock" xmlns:w16se="http://schemas.microsoft.com/office/word/2015/wordml/symex" xmlns:wpg="http://schemas.microsoft.com/office/word/2010/wordprocessingGroup" xmlns:wpi="http://schemas.microsoft.com/office/word/2010/wordprocessingInk" xmlns:wne="http://schemas.microsoft.com/office/word/2006/wordml" xmlns:wps="http://schemas.microsoft.com/office/word/2010/wordprocessingShape" mc:Ignorable="w14 w15 w16se w16cid w16 w16cex w16sdtdh w16sdtfl w16du wp14">
   <w:body>
     <w:p>
       <w:pPr>
@@ -24,19 +24,19 @@
     </w:p>
     <w:p>
       <w:r>
-        <w:t>24</w:t>
+        <w:t>07</w:t>
       </w:r>
       <w:r>
         <w:t xml:space="preserve"> </w:t>
       </w:r>
       <w:r>
-        <w:t>Nov</w:t>
-      </w:r>
-      <w:r>
-        <w:t xml:space="preserve">ember </w:t>
-      </w:r>
-      <w:r>
-        <w:t>2024</w:t>
+        <w:t xml:space="preserve">March </w:t>
+      </w:r>
+      <w:r>
+        <w:t>202</w:t>
+      </w:r>
+      <w:r>
+        <w:t>5</w:t>
       </w:r>
     </w:p>
     <w:p>
@@ -82,19 +82,11 @@
         <w:t xml:space="preserve">. For a list of known issues with the software, please refer to the </w:t>
       </w:r>
       <w:hyperlink r:id="rId6" w:history="1">
-        <w:proofErr w:type="spellStart"/>
         <w:r>
           <w:rPr>
             <w:rStyle w:val="Hyperlink"/>
           </w:rPr>
-          <w:t>EwE</w:t>
-        </w:r>
-        <w:proofErr w:type="spellEnd"/>
-        <w:r>
-          <w:rPr>
-            <w:rStyle w:val="Hyperlink"/>
-          </w:rPr>
-          <w:t xml:space="preserve"> </w:t>
+          <w:t xml:space="preserve">EwE </w:t>
         </w:r>
         <w:r>
           <w:rPr>
@@ -111,770 +103,674 @@
       </w:r>
     </w:p>
     <w:p>
-      <w:pPr>
-        <w:rPr>
-          <w:i/>
-          <w:iCs/>
-        </w:rPr>
-      </w:pPr>
-      <w:r>
-        <w:rPr>
-          <w:i/>
-          <w:iCs/>
-        </w:rPr>
-        <w:t xml:space="preserve">Note that at the time of writing the </w:t>
+      <w:r>
+        <w:t xml:space="preserve">The most important </w:t>
+      </w:r>
+      <w:r>
+        <w:t>n</w:t>
+      </w:r>
+      <w:r>
+        <w:t>ew features in EwE 6.</w:t>
+      </w:r>
+      <w:r>
+        <w:t>7</w:t>
+      </w:r>
+      <w:r>
+        <w:t xml:space="preserve"> are:</w:t>
+      </w:r>
+    </w:p>
+    <w:p>
+      <w:pPr>
+        <w:rPr>
+          <w:b/>
+        </w:rPr>
+      </w:pPr>
+      <w:r>
+        <w:rPr>
+          <w:b/>
+        </w:rPr>
+        <w:t>Ecopath</w:t>
+      </w:r>
+    </w:p>
+    <w:p>
+      <w:pPr>
+        <w:pStyle w:val="ListParagraph"/>
+        <w:numPr>
+          <w:ilvl w:val="0"/>
+          <w:numId w:val="10"/>
+        </w:numPr>
+        <w:rPr>
+          <w:bCs/>
+        </w:rPr>
+      </w:pPr>
+      <w:r>
+        <w:rPr>
+          <w:bCs/>
+        </w:rPr>
+        <w:t>Added the ability to link recruitment between stanza groups</w:t>
+      </w:r>
+    </w:p>
+    <w:p>
+      <w:pPr>
+        <w:pStyle w:val="ListParagraph"/>
+        <w:numPr>
+          <w:ilvl w:val="0"/>
+          <w:numId w:val="10"/>
+        </w:numPr>
+        <w:rPr>
+          <w:bCs/>
+        </w:rPr>
+      </w:pPr>
+      <w:r>
+        <w:rPr>
+          <w:bCs/>
+        </w:rPr>
+        <w:t>Off-vessel prices can be negative</w:t>
+      </w:r>
+    </w:p>
+    <w:p>
+      <w:pPr>
+        <w:pStyle w:val="ListParagraph"/>
+        <w:numPr>
+          <w:ilvl w:val="0"/>
+          <w:numId w:val="10"/>
+        </w:numPr>
+        <w:rPr>
+          <w:bCs/>
+        </w:rPr>
+      </w:pPr>
+      <w:r>
+        <w:rPr>
+          <w:bCs/>
+        </w:rPr>
+        <w:t>Added diet tree diagrams</w:t>
+      </w:r>
+    </w:p>
+    <w:p>
+      <w:pPr>
+        <w:pStyle w:val="ListParagraph"/>
+        <w:numPr>
+          <w:ilvl w:val="0"/>
+          <w:numId w:val="10"/>
+        </w:numPr>
+        <w:rPr>
+          <w:bCs/>
+        </w:rPr>
+      </w:pPr>
+      <w:r>
+        <w:rPr>
+          <w:bCs/>
+        </w:rPr>
+        <w:t>Added energy content</w:t>
+      </w:r>
+    </w:p>
+    <w:p>
+      <w:pPr>
+        <w:rPr>
+          <w:b/>
+        </w:rPr>
+      </w:pPr>
+      <w:r>
+        <w:rPr>
+          <w:b/>
+        </w:rPr>
+        <w:t>Ecosim</w:t>
+      </w:r>
+    </w:p>
+    <w:p>
+      <w:pPr>
+        <w:pStyle w:val="ListParagraph"/>
+        <w:numPr>
+          <w:ilvl w:val="0"/>
+          <w:numId w:val="11"/>
+        </w:numPr>
+      </w:pPr>
+      <w:r>
+        <w:t>Added g</w:t>
+      </w:r>
+      <w:r>
+        <w:t>roup and fleet plots</w:t>
+      </w:r>
+    </w:p>
+    <w:p>
+      <w:pPr>
+        <w:pStyle w:val="ListParagraph"/>
+        <w:numPr>
+          <w:ilvl w:val="0"/>
+          <w:numId w:val="11"/>
+        </w:numPr>
+      </w:pPr>
+      <w:r>
+        <w:t>Added new time series to dynamically alter Ecopath fishing costs proportions, prices</w:t>
+      </w:r>
+    </w:p>
+    <w:p>
+      <w:pPr>
+        <w:pStyle w:val="ListParagraph"/>
+        <w:numPr>
+          <w:ilvl w:val="0"/>
+          <w:numId w:val="11"/>
+        </w:numPr>
+      </w:pPr>
+      <w:r>
+        <w:t>Added discard rate and discard mortality rates forcing in Ecosim, and model fitting to discards and landings time series.</w:t>
+      </w:r>
+    </w:p>
+    <w:p>
+      <w:pPr>
+        <w:pStyle w:val="ListParagraph"/>
+        <w:numPr>
+          <w:ilvl w:val="0"/>
+          <w:numId w:val="11"/>
+        </w:numPr>
+      </w:pPr>
+      <w:r>
+        <w:t>Added non-additive mortalities</w:t>
+      </w:r>
+    </w:p>
+    <w:p>
+      <w:pPr>
+        <w:pStyle w:val="ListParagraph"/>
+        <w:numPr>
+          <w:ilvl w:val="0"/>
+          <w:numId w:val="11"/>
+        </w:numPr>
+      </w:pPr>
+      <w:r>
+        <w:t>Catchabilities</w:t>
+      </w:r>
+      <w:r>
+        <w:t xml:space="preserve"> are now available as a new time series type</w:t>
+      </w:r>
+    </w:p>
+    <w:p>
+      <w:pPr>
+        <w:pStyle w:val="ListParagraph"/>
+        <w:numPr>
+          <w:ilvl w:val="0"/>
+          <w:numId w:val="11"/>
+        </w:numPr>
+      </w:pPr>
+      <w:r>
+        <w:t xml:space="preserve">Catch time series </w:t>
+      </w:r>
+      <w:r>
+        <w:t xml:space="preserve">(61) are </w:t>
+      </w:r>
+      <w:r>
+        <w:t>now included in SS calculations; SS will differ</w:t>
+      </w:r>
+      <w:r>
+        <w:t xml:space="preserve"> from EwE 6.6.*</w:t>
+      </w:r>
+    </w:p>
+    <w:p>
+      <w:pPr>
+        <w:pStyle w:val="ListParagraph"/>
+        <w:numPr>
+          <w:ilvl w:val="0"/>
+          <w:numId w:val="11"/>
+        </w:numPr>
+      </w:pPr>
+      <w:r>
+        <w:t xml:space="preserve">Display of </w:t>
+      </w:r>
+      <w:r>
+        <w:t xml:space="preserve">time series </w:t>
+      </w:r>
+      <w:r>
+        <w:t>has been standardized</w:t>
+      </w:r>
+    </w:p>
+    <w:p>
+      <w:pPr>
+        <w:pStyle w:val="Heading3"/>
+      </w:pPr>
+      <w:r>
+        <w:t>Ecospace</w:t>
+      </w:r>
+    </w:p>
+    <w:p>
+      <w:pPr>
+        <w:pStyle w:val="ListParagraph"/>
+        <w:numPr>
+          <w:ilvl w:val="0"/>
+          <w:numId w:val="6"/>
+        </w:numPr>
+      </w:pPr>
+      <w:r>
+        <w:t>The spatial temporal framework (available through projects) can drive current patterns, too.</w:t>
+      </w:r>
+    </w:p>
+    <w:p>
+      <w:pPr>
+        <w:pStyle w:val="ListParagraph"/>
+        <w:numPr>
+          <w:ilvl w:val="0"/>
+          <w:numId w:val="6"/>
+        </w:numPr>
+      </w:pPr>
+      <w:r>
+        <w:t>Added c</w:t>
+      </w:r>
+      <w:r>
+        <w:t>ell area</w:t>
+      </w:r>
+      <w:r>
+        <w:t xml:space="preserve"> maps</w:t>
+      </w:r>
+    </w:p>
+    <w:p>
+      <w:pPr>
+        <w:pStyle w:val="ListParagraph"/>
+        <w:numPr>
+          <w:ilvl w:val="0"/>
+          <w:numId w:val="6"/>
+        </w:numPr>
+      </w:pPr>
+      <w:r>
+        <w:t xml:space="preserve">Added </w:t>
+      </w:r>
+      <w:r>
+        <w:t>Effort zones</w:t>
+      </w:r>
+      <w:r>
+        <w:t xml:space="preserve"> maps</w:t>
+      </w:r>
+    </w:p>
+    <w:p>
+      <w:pPr>
+        <w:pStyle w:val="ListParagraph"/>
+        <w:numPr>
+          <w:ilvl w:val="0"/>
+          <w:numId w:val="6"/>
+        </w:numPr>
+      </w:pPr>
+      <w:r>
+        <w:t xml:space="preserve">The </w:t>
+      </w:r>
+      <w:r>
+        <w:t xml:space="preserve">IBM </w:t>
+      </w:r>
+      <w:r>
+        <w:t xml:space="preserve">model has been </w:t>
+      </w:r>
+      <w:r>
+        <w:t>made to work with currents</w:t>
+      </w:r>
+      <w:r>
+        <w:t xml:space="preserve"> and</w:t>
+      </w:r>
+      <w:r>
+        <w:t xml:space="preserve"> </w:t>
       </w:r>
       <w:proofErr w:type="spellStart"/>
       <w:r>
-        <w:rPr>
-          <w:i/>
-          <w:iCs/>
-        </w:rPr>
-        <w:t>EwE</w:t>
+        <w:t>EcoTracer</w:t>
       </w:r>
       <w:proofErr w:type="spellEnd"/>
-      <w:r>
-        <w:rPr>
-          <w:i/>
-          <w:iCs/>
-        </w:rPr>
+    </w:p>
+    <w:p>
+      <w:pPr>
+        <w:pStyle w:val="ListParagraph"/>
+        <w:numPr>
+          <w:ilvl w:val="0"/>
+          <w:numId w:val="6"/>
+        </w:numPr>
+      </w:pPr>
+      <w:r>
+        <w:t>Expanded regional averages output: consumption. Region 0 provides total Ecospace water cell average, weighted by cell area</w:t>
+      </w:r>
+    </w:p>
+    <w:p>
+      <w:pPr>
+        <w:rPr>
+          <w:b/>
+        </w:rPr>
+      </w:pPr>
+      <w:r>
+        <w:rPr>
+          <w:b/>
+        </w:rPr>
+        <w:t>Stepwise fitting</w:t>
+      </w:r>
+    </w:p>
+    <w:p>
+      <w:pPr>
+        <w:pStyle w:val="ListParagraph"/>
+        <w:numPr>
+          <w:ilvl w:val="0"/>
+          <w:numId w:val="7"/>
+        </w:numPr>
+      </w:pPr>
+      <w:r>
+        <w:t>Multiple fittings can run in parallel, speeding up the process</w:t>
+      </w:r>
+    </w:p>
+    <w:p>
+      <w:pPr>
+        <w:rPr>
+          <w:b/>
+        </w:rPr>
+      </w:pPr>
+      <w:r>
+        <w:rPr>
+          <w:b/>
+        </w:rPr>
+        <w:t>Monte Carlo</w:t>
+      </w:r>
+    </w:p>
+    <w:p>
+      <w:pPr>
+        <w:pStyle w:val="ListParagraph"/>
+        <w:numPr>
+          <w:ilvl w:val="0"/>
+          <w:numId w:val="7"/>
+        </w:numPr>
+      </w:pPr>
+      <w:r>
+        <w:t xml:space="preserve">Added </w:t>
+      </w:r>
+      <w:r>
+        <w:t>Normal distributions</w:t>
+      </w:r>
+    </w:p>
+    <w:p>
+      <w:pPr>
+        <w:pStyle w:val="ListParagraph"/>
+        <w:numPr>
+          <w:ilvl w:val="0"/>
+          <w:numId w:val="7"/>
+        </w:numPr>
+      </w:pPr>
+      <w:r>
+        <w:t xml:space="preserve">Added normal distribution for </w:t>
+      </w:r>
+      <w:r>
+        <w:t>diet sampling</w:t>
+      </w:r>
+    </w:p>
+    <w:p>
+      <w:pPr>
+        <w:pStyle w:val="Heading3"/>
+      </w:pPr>
+      <w:r>
+        <w:t>P</w:t>
+      </w:r>
+      <w:r>
+        <w:t>lug-ins</w:t>
+      </w:r>
+    </w:p>
+    <w:p>
+      <w:r>
+        <w:t>N</w:t>
+      </w:r>
+      <w:r>
+        <w:t xml:space="preserve">ew </w:t>
+      </w:r>
+      <w:r>
+        <w:t>plug-ins</w:t>
+      </w:r>
+      <w:r>
         <w:t xml:space="preserve"> </w:t>
       </w:r>
       <w:r>
-        <w:rPr>
-          <w:i/>
-          <w:iCs/>
-        </w:rPr>
-        <w:t>development web</w:t>
-      </w:r>
-      <w:r>
-        <w:rPr>
-          <w:i/>
-          <w:iCs/>
-        </w:rPr>
-        <w:t xml:space="preserve">site </w:t>
-      </w:r>
-      <w:r>
-        <w:rPr>
-          <w:i/>
-          <w:iCs/>
-        </w:rPr>
-        <w:t>is offline.</w:t>
-      </w:r>
-    </w:p>
-    <w:p>
-      <w:pPr>
-        <w:rPr>
-          <w:i/>
-          <w:iCs/>
-        </w:rPr>
-      </w:pPr>
-    </w:p>
-    <w:p>
-      <w:r>
-        <w:t xml:space="preserve">The most important </w:t>
-      </w:r>
-      <w:r>
-        <w:t>n</w:t>
-      </w:r>
-      <w:r>
-        <w:t>ew features in EwE 6.</w:t>
+        <w:t>ha</w:t>
+      </w:r>
+      <w:r>
+        <w:t>ve</w:t>
+      </w:r>
+      <w:r>
+        <w:t xml:space="preserve"> been </w:t>
+      </w:r>
+      <w:r>
+        <w:t>added to EwE 6.</w:t>
       </w:r>
       <w:r>
         <w:t>7</w:t>
       </w:r>
       <w:r>
-        <w:t xml:space="preserve"> are:</w:t>
-      </w:r>
-    </w:p>
-    <w:p>
-      <w:pPr>
-        <w:rPr>
-          <w:b/>
-        </w:rPr>
-      </w:pPr>
+        <w:t>:</w:t>
+      </w:r>
+    </w:p>
+    <w:p>
+      <w:pPr>
+        <w:pStyle w:val="ListParagraph"/>
+        <w:numPr>
+          <w:ilvl w:val="0"/>
+          <w:numId w:val="9"/>
+        </w:numPr>
+      </w:pPr>
+      <w:r>
+        <w:t>Windows Integration</w:t>
+      </w:r>
+    </w:p>
+    <w:p>
+      <w:pPr>
+        <w:pStyle w:val="ListParagraph"/>
+        <w:numPr>
+          <w:ilvl w:val="0"/>
+          <w:numId w:val="9"/>
+        </w:numPr>
+      </w:pPr>
+      <w:r>
+        <w:t>MSP Tools</w:t>
+      </w:r>
+    </w:p>
+    <w:p>
+      <w:pPr>
+        <w:pStyle w:val="ListParagraph"/>
+        <w:numPr>
+          <w:ilvl w:val="0"/>
+          <w:numId w:val="9"/>
+        </w:numPr>
+      </w:pPr>
+      <w:r>
+        <w:t>Fleet trade-off</w:t>
+      </w:r>
+    </w:p>
+    <w:p/>
+    <w:p>
+      <w:pPr>
+        <w:pStyle w:val="Heading3"/>
+      </w:pPr>
+      <w:r>
+        <w:t>Generic additions</w:t>
+      </w:r>
+      <w:r>
+        <w:t xml:space="preserve"> and fixes</w:t>
+      </w:r>
+    </w:p>
+    <w:p>
+      <w:pPr>
+        <w:pStyle w:val="ListParagraph"/>
+        <w:numPr>
+          <w:ilvl w:val="0"/>
+          <w:numId w:val="3"/>
+        </w:numPr>
+      </w:pPr>
+      <w:r>
+        <w:t>EwE models can be exported to .</w:t>
+      </w:r>
       <w:proofErr w:type="spellStart"/>
       <w:r>
-        <w:rPr>
-          <w:b/>
-        </w:rPr>
-        <w:t>Ecopath</w:t>
+        <w:t>eiixml</w:t>
       </w:r>
       <w:proofErr w:type="spellEnd"/>
-    </w:p>
-    <w:p>
-      <w:pPr>
-        <w:pStyle w:val="ListParagraph"/>
-        <w:numPr>
-          <w:ilvl w:val="0"/>
-          <w:numId w:val="10"/>
+      <w:r>
+        <w:t xml:space="preserve"> format from the File menu. XML based model data is useful for running EwE on machines </w:t>
+      </w:r>
+      <w:r>
+        <w:t xml:space="preserve">and operating systems </w:t>
+      </w:r>
+      <w:r>
+        <w:t>where Access is not available. Note that EwE treats XML models as read-only; models will have to be built and fine-tuned using the regular Access-based model files, and should only be exported to XML when finished.</w:t>
+      </w:r>
+    </w:p>
+    <w:p>
+      <w:pPr>
+        <w:pStyle w:val="ListParagraph"/>
+        <w:numPr>
+          <w:ilvl w:val="0"/>
+          <w:numId w:val="3"/>
+        </w:numPr>
+      </w:pPr>
+      <w:r>
+        <w:t>Pedigree definitions can be imported from other EwE models</w:t>
+      </w:r>
+      <w:r>
+        <w:t>.</w:t>
+      </w:r>
+    </w:p>
+    <w:p>
+      <w:pPr>
+        <w:pStyle w:val="ListParagraph"/>
+        <w:numPr>
+          <w:ilvl w:val="0"/>
+          <w:numId w:val="3"/>
+        </w:numPr>
+      </w:pPr>
+      <w:r>
+        <w:t xml:space="preserve">Ecosim allows forcing of </w:t>
+      </w:r>
+      <w:r>
+        <w:t>‘o</w:t>
+      </w:r>
+      <w:r>
+        <w:t>ther mortality rates</w:t>
+      </w:r>
+      <w:r>
+        <w:t>’</w:t>
+      </w:r>
+      <w:r>
+        <w:t xml:space="preserve"> </w:t>
+      </w:r>
+      <w:r>
+        <w:t xml:space="preserve">(M0) </w:t>
+      </w:r>
+      <w:r>
+        <w:t>through forcing functions</w:t>
+      </w:r>
+      <w:r>
+        <w:t>.</w:t>
+      </w:r>
+    </w:p>
+    <w:p>
+      <w:pPr>
+        <w:pStyle w:val="ListParagraph"/>
+        <w:numPr>
+          <w:ilvl w:val="0"/>
+          <w:numId w:val="3"/>
+        </w:numPr>
+      </w:pPr>
+      <w:r>
+        <w:t>Monte Carlo can now save its data in different formats. Rather than only storing results in one massive CSV file, users can opt to store results in one CSV file per result. This new format is easier to read and explore in Excel, and is easier to process through scripts, but fills up your hard drive faster with smaller files.</w:t>
+      </w:r>
+    </w:p>
+    <w:p>
+      <w:pPr>
+        <w:pStyle w:val="ListParagraph"/>
+        <w:numPr>
+          <w:ilvl w:val="0"/>
+          <w:numId w:val="3"/>
+        </w:numPr>
+      </w:pPr>
+      <w:r>
+        <w:t xml:space="preserve">The ‘Change shape’ interface </w:t>
+      </w:r>
+      <w:r>
+        <w:t xml:space="preserve">to change the contours of forcing and mediation functions </w:t>
+      </w:r>
+      <w:r>
+        <w:t>has been overhauled, and new shape types can be added through plug-ins.</w:t>
+      </w:r>
+    </w:p>
+    <w:p>
+      <w:pPr>
+        <w:pStyle w:val="ListParagraph"/>
+        <w:numPr>
+          <w:ilvl w:val="0"/>
+          <w:numId w:val="3"/>
+        </w:numPr>
+      </w:pPr>
+      <w:r>
+        <w:t>Network Analysis no longer immediately runs when launched, preventing unwanted lock-ups for models with complicated diet matrices. The Network Analysis time-out period can now be set from the generic EwE options user interface, too.</w:t>
+      </w:r>
+    </w:p>
+    <w:p>
+      <w:pPr>
+        <w:pStyle w:val="ListParagraph"/>
+        <w:numPr>
+          <w:ilvl w:val="0"/>
+          <w:numId w:val="3"/>
+        </w:numPr>
+      </w:pPr>
+      <w:r>
+        <w:t>More EwE components have been made compliant with the Auto</w:t>
+      </w:r>
+      <w:r>
+        <w:t>-</w:t>
+      </w:r>
+      <w:r>
+        <w:t>save system, which facilitates output collection and running parameter uncertainty assessments through Ecosampler.</w:t>
+      </w:r>
+    </w:p>
+    <w:p>
+      <w:pPr>
+        <w:pStyle w:val="ListParagraph"/>
+        <w:numPr>
+          <w:ilvl w:val="0"/>
+          <w:numId w:val="3"/>
+        </w:numPr>
+      </w:pPr>
+      <w:r>
+        <w:t>One can now define which fraction of a stanza life stage spawns, and the approximate stanza spawning age is now shown in the Edit Stanza graph.</w:t>
+      </w:r>
+    </w:p>
+    <w:p>
+      <w:pPr>
+        <w:pStyle w:val="ListParagraph"/>
+        <w:numPr>
+          <w:ilvl w:val="0"/>
+          <w:numId w:val="3"/>
         </w:numPr>
         <w:rPr>
           <w:bCs/>
         </w:rPr>
       </w:pPr>
+      <w:proofErr w:type="spellStart"/>
       <w:r>
         <w:rPr>
           <w:bCs/>
         </w:rPr>
-        <w:t>Added the ability to link recruitment between stanza groups</w:t>
-      </w:r>
-    </w:p>
-    <w:p>
-      <w:pPr>
-        <w:pStyle w:val="ListParagraph"/>
-        <w:numPr>
-          <w:ilvl w:val="0"/>
-          <w:numId w:val="10"/>
-        </w:numPr>
+        <w:t>Ecosampler</w:t>
+      </w:r>
+      <w:proofErr w:type="spellEnd"/>
+      <w:r>
         <w:rPr>
           <w:bCs/>
         </w:rPr>
-      </w:pPr>
-      <w:r>
-        <w:rPr>
-          <w:bCs/>
-        </w:rPr>
-        <w:t>Off-vessel prices can be negative</w:t>
-      </w:r>
-    </w:p>
-    <w:p>
-      <w:pPr>
-        <w:pStyle w:val="ListParagraph"/>
-        <w:numPr>
-          <w:ilvl w:val="0"/>
-          <w:numId w:val="10"/>
-        </w:numPr>
-        <w:rPr>
-          <w:bCs/>
-        </w:rPr>
-      </w:pPr>
-      <w:r>
-        <w:rPr>
-          <w:bCs/>
-        </w:rPr>
-        <w:t>Added diet tree diagrams</w:t>
-      </w:r>
-    </w:p>
-    <w:p>
-      <w:pPr>
-        <w:rPr>
-          <w:b/>
-        </w:rPr>
-      </w:pPr>
+        <w:t xml:space="preserve"> no longer stores non-balancing models</w:t>
+      </w:r>
+    </w:p>
+    <w:p>
+      <w:pPr>
+        <w:pStyle w:val="ListParagraph"/>
+        <w:numPr>
+          <w:ilvl w:val="0"/>
+          <w:numId w:val="3"/>
+        </w:numPr>
+      </w:pPr>
+      <w:r>
+        <w:t xml:space="preserve">The EwE user guide has FINALLY been rewritten as two separate documents: a textbook and a user guide. The documents are web-based and based on </w:t>
+      </w:r>
       <w:proofErr w:type="spellStart"/>
       <w:r>
-        <w:rPr>
-          <w:b/>
-        </w:rPr>
-        <w:t>Ecosim</w:t>
+        <w:t>PressBooks</w:t>
       </w:r>
       <w:proofErr w:type="spellEnd"/>
-    </w:p>
-    <w:p>
-      <w:pPr>
-        <w:pStyle w:val="ListParagraph"/>
-        <w:numPr>
-          <w:ilvl w:val="0"/>
-          <w:numId w:val="11"/>
-        </w:numPr>
-      </w:pPr>
-      <w:r>
-        <w:t>Added g</w:t>
-      </w:r>
-      <w:r>
-        <w:t>roup and fleet plots</w:t>
-      </w:r>
-    </w:p>
-    <w:p>
-      <w:pPr>
-        <w:pStyle w:val="ListParagraph"/>
-        <w:numPr>
-          <w:ilvl w:val="0"/>
-          <w:numId w:val="11"/>
-        </w:numPr>
-      </w:pPr>
-      <w:r>
-        <w:t xml:space="preserve">Added new time series to dynamically alter </w:t>
-      </w:r>
-      <w:proofErr w:type="spellStart"/>
-      <w:r>
-        <w:t>Ecopath</w:t>
-      </w:r>
-      <w:proofErr w:type="spellEnd"/>
-      <w:r>
-        <w:t xml:space="preserve"> fishing costs proportions, prices</w:t>
-      </w:r>
-    </w:p>
-    <w:p>
-      <w:pPr>
-        <w:pStyle w:val="ListParagraph"/>
-        <w:numPr>
-          <w:ilvl w:val="0"/>
-          <w:numId w:val="11"/>
-        </w:numPr>
-      </w:pPr>
-      <w:r>
-        <w:t>Added non-additive mortalities</w:t>
-      </w:r>
-    </w:p>
-    <w:p>
-      <w:pPr>
-        <w:pStyle w:val="ListParagraph"/>
-        <w:numPr>
-          <w:ilvl w:val="0"/>
-          <w:numId w:val="11"/>
-        </w:numPr>
-      </w:pPr>
-      <w:r>
-        <w:t>Added d</w:t>
-      </w:r>
-      <w:r>
-        <w:t xml:space="preserve">iscard rate and discard mortality rates forcing in </w:t>
-      </w:r>
-      <w:proofErr w:type="spellStart"/>
-      <w:r>
-        <w:t>Ecosim</w:t>
-      </w:r>
-      <w:proofErr w:type="spellEnd"/>
-      <w:r>
-        <w:t>, and model fitting to discards and landings time series.</w:t>
-      </w:r>
-    </w:p>
-    <w:p>
-      <w:pPr>
-        <w:pStyle w:val="ListParagraph"/>
-        <w:numPr>
-          <w:ilvl w:val="0"/>
-          <w:numId w:val="11"/>
-        </w:numPr>
-      </w:pPr>
-      <w:r>
-        <w:t>Catchabilities</w:t>
-      </w:r>
-      <w:r>
-        <w:t xml:space="preserve"> are now available as a new time series type</w:t>
-      </w:r>
-    </w:p>
-    <w:p>
-      <w:pPr>
-        <w:pStyle w:val="ListParagraph"/>
-        <w:numPr>
-          <w:ilvl w:val="0"/>
-          <w:numId w:val="11"/>
-        </w:numPr>
-      </w:pPr>
-      <w:r>
-        <w:t xml:space="preserve">Catch time series </w:t>
-      </w:r>
-      <w:r>
-        <w:t xml:space="preserve">(61) are </w:t>
-      </w:r>
-      <w:r>
-        <w:t>now included in SS calculations; SS will differ</w:t>
-      </w:r>
-      <w:r>
-        <w:t xml:space="preserve"> from </w:t>
-      </w:r>
-      <w:proofErr w:type="spellStart"/>
-      <w:r>
-        <w:t>EwE</w:t>
-      </w:r>
-      <w:proofErr w:type="spellEnd"/>
-      <w:r>
-        <w:t xml:space="preserve"> 6.6.*</w:t>
-      </w:r>
-    </w:p>
-    <w:p>
-      <w:pPr>
-        <w:pStyle w:val="ListParagraph"/>
-        <w:numPr>
-          <w:ilvl w:val="0"/>
-          <w:numId w:val="11"/>
-        </w:numPr>
-      </w:pPr>
-      <w:r>
-        <w:t xml:space="preserve">Display of </w:t>
-      </w:r>
-      <w:r>
-        <w:t xml:space="preserve">time series </w:t>
-      </w:r>
-      <w:r>
-        <w:t>has been standardized</w:t>
-      </w:r>
-    </w:p>
-    <w:p>
-      <w:pPr>
-        <w:pStyle w:val="Heading3"/>
-      </w:pPr>
-      <w:r>
-        <w:t>Ecospace</w:t>
-      </w:r>
-    </w:p>
-    <w:p>
-      <w:pPr>
-        <w:pStyle w:val="ListParagraph"/>
-        <w:numPr>
-          <w:ilvl w:val="0"/>
-          <w:numId w:val="6"/>
-        </w:numPr>
-      </w:pPr>
-      <w:r>
-        <w:t>The spatial temporal framework (available through projects) can drive current patterns, too.</w:t>
-      </w:r>
-    </w:p>
-    <w:p>
-      <w:pPr>
-        <w:pStyle w:val="ListParagraph"/>
-        <w:numPr>
-          <w:ilvl w:val="0"/>
-          <w:numId w:val="6"/>
-        </w:numPr>
-      </w:pPr>
-      <w:r>
-        <w:t>Added c</w:t>
-      </w:r>
-      <w:r>
-        <w:t>ell area</w:t>
-      </w:r>
-      <w:r>
-        <w:t xml:space="preserve"> maps</w:t>
-      </w:r>
-    </w:p>
-    <w:p>
-      <w:pPr>
-        <w:pStyle w:val="ListParagraph"/>
-        <w:numPr>
-          <w:ilvl w:val="0"/>
-          <w:numId w:val="6"/>
-        </w:numPr>
-      </w:pPr>
-      <w:r>
-        <w:t xml:space="preserve">Added </w:t>
-      </w:r>
-      <w:r>
-        <w:t>Effort zones</w:t>
-      </w:r>
-      <w:r>
-        <w:t xml:space="preserve"> maps</w:t>
-      </w:r>
-    </w:p>
-    <w:p>
-      <w:pPr>
-        <w:pStyle w:val="ListParagraph"/>
-        <w:numPr>
-          <w:ilvl w:val="0"/>
-          <w:numId w:val="6"/>
-        </w:numPr>
-      </w:pPr>
-      <w:r>
-        <w:t xml:space="preserve">The </w:t>
-      </w:r>
-      <w:r>
-        <w:t xml:space="preserve">IBM </w:t>
-      </w:r>
-      <w:r>
-        <w:t xml:space="preserve">model has been </w:t>
-      </w:r>
-      <w:r>
-        <w:t>made to work with currents</w:t>
-      </w:r>
-      <w:r>
-        <w:t xml:space="preserve"> and</w:t>
-      </w:r>
-      <w:r>
-        <w:t xml:space="preserve"> </w:t>
-      </w:r>
-      <w:proofErr w:type="spellStart"/>
-      <w:r>
-        <w:t>EcoTracer</w:t>
-      </w:r>
-      <w:proofErr w:type="spellEnd"/>
-    </w:p>
-    <w:p>
-      <w:pPr>
-        <w:pStyle w:val="ListParagraph"/>
-        <w:numPr>
-          <w:ilvl w:val="0"/>
-          <w:numId w:val="6"/>
-        </w:numPr>
-      </w:pPr>
-      <w:r>
-        <w:t>Expanded regional averages output: consumption. Region 0 provides total Ecospace water cell average, weighted by cell area</w:t>
-      </w:r>
-    </w:p>
-    <w:p>
-      <w:pPr>
-        <w:rPr>
-          <w:b/>
-        </w:rPr>
-      </w:pPr>
-      <w:r>
-        <w:rPr>
-          <w:b/>
-        </w:rPr>
-        <w:t>Stepwise fitting</w:t>
-      </w:r>
-    </w:p>
-    <w:p>
-      <w:pPr>
-        <w:pStyle w:val="ListParagraph"/>
-        <w:numPr>
-          <w:ilvl w:val="0"/>
-          <w:numId w:val="7"/>
-        </w:numPr>
-      </w:pPr>
-      <w:r>
-        <w:t>Added the ability to m</w:t>
-      </w:r>
-      <w:r>
-        <w:t>ulti-thread</w:t>
-      </w:r>
-      <w:r>
-        <w:t xml:space="preserve"> the STF</w:t>
-      </w:r>
-    </w:p>
-    <w:p>
-      <w:pPr>
-        <w:rPr>
-          <w:b/>
-        </w:rPr>
-      </w:pPr>
-      <w:r>
-        <w:rPr>
-          <w:b/>
-        </w:rPr>
-        <w:t>Monte Carlo</w:t>
-      </w:r>
-    </w:p>
-    <w:p>
-      <w:pPr>
-        <w:pStyle w:val="ListParagraph"/>
-        <w:numPr>
-          <w:ilvl w:val="0"/>
-          <w:numId w:val="7"/>
-        </w:numPr>
-      </w:pPr>
-      <w:r>
-        <w:t xml:space="preserve">Added </w:t>
-      </w:r>
-      <w:r>
-        <w:t>Normal distributions</w:t>
-      </w:r>
-    </w:p>
-    <w:p>
-      <w:pPr>
-        <w:pStyle w:val="ListParagraph"/>
-        <w:numPr>
-          <w:ilvl w:val="0"/>
-          <w:numId w:val="7"/>
-        </w:numPr>
-      </w:pPr>
-      <w:r>
-        <w:t xml:space="preserve">Added normal distribution for </w:t>
-      </w:r>
-      <w:r>
-        <w:t>diet sampling</w:t>
-      </w:r>
-    </w:p>
-    <w:p>
-      <w:pPr>
-        <w:pStyle w:val="Heading3"/>
-      </w:pPr>
-      <w:r>
-        <w:t>P</w:t>
-      </w:r>
-      <w:r>
-        <w:t>lug-ins</w:t>
-      </w:r>
-    </w:p>
-    <w:p>
-      <w:r>
-        <w:t>N</w:t>
-      </w:r>
-      <w:r>
-        <w:t xml:space="preserve">ew </w:t>
-      </w:r>
-      <w:r>
-        <w:t>plug-ins</w:t>
-      </w:r>
-      <w:r>
-        <w:t xml:space="preserve"> </w:t>
-      </w:r>
-      <w:r>
-        <w:t>ha</w:t>
-      </w:r>
-      <w:r>
-        <w:t>ve</w:t>
-      </w:r>
-      <w:r>
-        <w:t xml:space="preserve"> been </w:t>
-      </w:r>
-      <w:r>
-        <w:t xml:space="preserve">added to </w:t>
-      </w:r>
-      <w:proofErr w:type="spellStart"/>
-      <w:r>
-        <w:t>EwE</w:t>
-      </w:r>
-      <w:proofErr w:type="spellEnd"/>
-      <w:r>
-        <w:t xml:space="preserve"> 6.</w:t>
-      </w:r>
-      <w:r>
-        <w:t>7</w:t>
-      </w:r>
-      <w:r>
-        <w:t>:</w:t>
-      </w:r>
-    </w:p>
-    <w:p>
-      <w:pPr>
-        <w:pStyle w:val="ListParagraph"/>
-        <w:numPr>
-          <w:ilvl w:val="0"/>
-          <w:numId w:val="9"/>
-        </w:numPr>
-      </w:pPr>
-      <w:r>
-        <w:t>Windows Integration</w:t>
-      </w:r>
-    </w:p>
-    <w:p>
-      <w:pPr>
-        <w:pStyle w:val="ListParagraph"/>
-        <w:numPr>
-          <w:ilvl w:val="0"/>
-          <w:numId w:val="9"/>
-        </w:numPr>
-      </w:pPr>
-      <w:r>
-        <w:t>MSP Tools</w:t>
-      </w:r>
-    </w:p>
-    <w:p/>
-    <w:p>
-      <w:pPr>
-        <w:pStyle w:val="Heading3"/>
-      </w:pPr>
-      <w:r>
-        <w:t>Generic additions</w:t>
-      </w:r>
-      <w:r>
-        <w:t xml:space="preserve"> and fixes</w:t>
-      </w:r>
-    </w:p>
-    <w:p>
-      <w:pPr>
-        <w:pStyle w:val="ListParagraph"/>
-        <w:numPr>
-          <w:ilvl w:val="0"/>
-          <w:numId w:val="3"/>
-        </w:numPr>
-      </w:pPr>
-      <w:r>
-        <w:t xml:space="preserve">EwE models can be exported </w:t>
-      </w:r>
-      <w:proofErr w:type="gramStart"/>
-      <w:r>
-        <w:t>to .</w:t>
-      </w:r>
-      <w:proofErr w:type="spellStart"/>
-      <w:r>
-        <w:t>eiixml</w:t>
-      </w:r>
-      <w:proofErr w:type="spellEnd"/>
-      <w:proofErr w:type="gramEnd"/>
-      <w:r>
-        <w:t xml:space="preserve"> format from the File menu. XML based model data is useful for running EwE on machines </w:t>
-      </w:r>
-      <w:r>
-        <w:t xml:space="preserve">and operating systems </w:t>
-      </w:r>
-      <w:r>
-        <w:t>where Access is not available. Note that EwE treats XML models as read-only; models will have to be built and fine-tuned using the regular Access-based model files, and should only be exported to XML when finished.</w:t>
-      </w:r>
-    </w:p>
-    <w:p>
-      <w:pPr>
-        <w:pStyle w:val="ListParagraph"/>
-        <w:numPr>
-          <w:ilvl w:val="0"/>
-          <w:numId w:val="3"/>
-        </w:numPr>
-      </w:pPr>
-      <w:r>
-        <w:t>Pedigree definitions can be imported from other EwE models</w:t>
-      </w:r>
-      <w:r>
-        <w:t>.</w:t>
-      </w:r>
-    </w:p>
-    <w:p>
-      <w:pPr>
-        <w:pStyle w:val="ListParagraph"/>
-        <w:numPr>
-          <w:ilvl w:val="0"/>
-          <w:numId w:val="3"/>
-        </w:numPr>
-      </w:pPr>
-      <w:r>
-        <w:t xml:space="preserve">Ecosim allows forcing of </w:t>
-      </w:r>
-      <w:r>
-        <w:t>‘o</w:t>
-      </w:r>
-      <w:r>
-        <w:t>ther mortality rates</w:t>
-      </w:r>
-      <w:r>
-        <w:t>’</w:t>
-      </w:r>
-      <w:r>
-        <w:t xml:space="preserve"> </w:t>
-      </w:r>
-      <w:r>
-        <w:t xml:space="preserve">(M0) </w:t>
-      </w:r>
-      <w:r>
-        <w:t>through forcing functions</w:t>
-      </w:r>
-      <w:r>
-        <w:t>.</w:t>
-      </w:r>
-    </w:p>
-    <w:p>
-      <w:pPr>
-        <w:pStyle w:val="ListParagraph"/>
-        <w:numPr>
-          <w:ilvl w:val="0"/>
-          <w:numId w:val="3"/>
-        </w:numPr>
-      </w:pPr>
-      <w:r>
-        <w:t>Monte Carlo can now save its data in different formats. Rather than only storing results in one massive CSV file, users can opt to store results in one CSV file per result. This new format is easier to read and explore in Excel, and is easier to process through scripts, but fills up your hard drive faster with smaller files.</w:t>
-      </w:r>
-    </w:p>
-    <w:p>
-      <w:pPr>
-        <w:pStyle w:val="ListParagraph"/>
-        <w:numPr>
-          <w:ilvl w:val="0"/>
-          <w:numId w:val="3"/>
-        </w:numPr>
-      </w:pPr>
-      <w:r>
-        <w:t xml:space="preserve">The ‘Change shape’ interface </w:t>
-      </w:r>
-      <w:r>
-        <w:t xml:space="preserve">to change the contours of forcing and mediation functions </w:t>
-      </w:r>
-      <w:r>
-        <w:t>has been overhauled, and new shape types can be added through plug-ins.</w:t>
-      </w:r>
-    </w:p>
-    <w:p>
-      <w:pPr>
-        <w:pStyle w:val="ListParagraph"/>
-        <w:numPr>
-          <w:ilvl w:val="0"/>
-          <w:numId w:val="3"/>
-        </w:numPr>
-      </w:pPr>
-      <w:r>
-        <w:t>Network Analysis no longer immediately runs when launched, preventing unwanted lock-ups for models with complicated diet matrices. The Network Analysis time-out period can now be set from the generic EwE options user interface, too.</w:t>
-      </w:r>
-    </w:p>
-    <w:p>
-      <w:pPr>
-        <w:pStyle w:val="ListParagraph"/>
-        <w:numPr>
-          <w:ilvl w:val="0"/>
-          <w:numId w:val="3"/>
-        </w:numPr>
-      </w:pPr>
-      <w:r>
-        <w:t>More EwE components have been made compliant with the Auto</w:t>
-      </w:r>
-      <w:r>
-        <w:t>-</w:t>
-      </w:r>
-      <w:r>
-        <w:t>save system, which facilitates output collection and running parameter uncertainty assessments through Ecosampler.</w:t>
-      </w:r>
-    </w:p>
-    <w:p>
-      <w:pPr>
-        <w:pStyle w:val="ListParagraph"/>
-        <w:numPr>
-          <w:ilvl w:val="0"/>
-          <w:numId w:val="3"/>
-        </w:numPr>
-      </w:pPr>
-      <w:r>
-        <w:t>One can now define which fraction of a stanza life stage spawns, and the approximate stanza spawning age is now shown in the Edit Stanza graph.</w:t>
-      </w:r>
-    </w:p>
-    <w:p>
-      <w:pPr>
-        <w:pStyle w:val="ListParagraph"/>
-        <w:numPr>
-          <w:ilvl w:val="0"/>
-          <w:numId w:val="3"/>
-        </w:numPr>
-        <w:rPr>
-          <w:bCs/>
-        </w:rPr>
-      </w:pPr>
-      <w:proofErr w:type="spellStart"/>
-      <w:r>
-        <w:rPr>
-          <w:bCs/>
-        </w:rPr>
-        <w:t>Ecosampler</w:t>
-      </w:r>
-      <w:proofErr w:type="spellEnd"/>
-      <w:r>
-        <w:rPr>
-          <w:bCs/>
-        </w:rPr>
-        <w:t xml:space="preserve"> no longer stores non-balancing models</w:t>
-      </w:r>
-    </w:p>
-    <w:p>
-      <w:pPr>
-        <w:pStyle w:val="ListParagraph"/>
-        <w:numPr>
-          <w:ilvl w:val="0"/>
-          <w:numId w:val="3"/>
-        </w:numPr>
-      </w:pPr>
-      <w:r>
-        <w:t xml:space="preserve">The </w:t>
-      </w:r>
-      <w:proofErr w:type="spellStart"/>
-      <w:r>
-        <w:t>EwE</w:t>
-      </w:r>
-      <w:proofErr w:type="spellEnd"/>
-      <w:r>
-        <w:t xml:space="preserve"> user guide has FINALLY been rewritten as two separate documents: a textbook and a user guide. The documents are web-based and based on </w:t>
-      </w:r>
-      <w:proofErr w:type="spellStart"/>
-      <w:r>
-        <w:t>PressBooks</w:t>
-      </w:r>
-      <w:proofErr w:type="spellEnd"/>
-      <w:r>
-        <w:t xml:space="preserve">, meaning that anyone interested can contribute to existing text or add new passages. Our next priority is to connect the new manuals directly to the </w:t>
-      </w:r>
-      <w:proofErr w:type="spellStart"/>
-      <w:r>
-        <w:t>EwE</w:t>
-      </w:r>
-      <w:proofErr w:type="spellEnd"/>
-      <w:r>
-        <w:t xml:space="preserve"> software help system (F1)</w:t>
+      <w:r>
+        <w:t>, meaning that anyone interested can contribute to existing text or add new passages. Our next priority is to connect the new manuals directly to the EwE software help system (F1)</w:t>
       </w:r>
     </w:p>
     <w:p>
@@ -921,7 +817,13 @@
       </w:r>
       <w:proofErr w:type="spellEnd"/>
       <w:r>
-        <w:t xml:space="preserve"> colour schemes</w:t>
+        <w:t xml:space="preserve"> </w:t>
+      </w:r>
+      <w:r>
+        <w:t xml:space="preserve">colourblind </w:t>
+      </w:r>
+      <w:r>
+        <w:t>colour schemes</w:t>
       </w:r>
     </w:p>
     <w:p>
@@ -984,7 +886,22 @@
         </w:numPr>
       </w:pPr>
       <w:r>
-        <w:t>Ecospace layer data drag-and-drop</w:t>
+        <w:t xml:space="preserve">Ecospace layer data </w:t>
+      </w:r>
+      <w:r>
+        <w:t xml:space="preserve">can be </w:t>
+      </w:r>
+      <w:r>
+        <w:t>drag</w:t>
+      </w:r>
+      <w:r>
+        <w:t>ged</w:t>
+      </w:r>
+      <w:r>
+        <w:t>-and-drop</w:t>
+      </w:r>
+      <w:r>
+        <w:t>ped</w:t>
       </w:r>
     </w:p>
     <w:p>
@@ -996,7 +913,7 @@
         </w:numPr>
       </w:pPr>
       <w:r>
-        <w:t>Import and export Ecospace layer styles between layers, and across models (plug-in)</w:t>
+        <w:t>Import and export Ecospace layer styles between layers, and across models</w:t>
       </w:r>
     </w:p>
     <w:p>
@@ -1008,6 +925,31 @@
         </w:numPr>
       </w:pPr>
       <w:r>
+        <w:t>The Ecospace fishing cost calculations now correctly works around land masses</w:t>
+      </w:r>
+    </w:p>
+    <w:p>
+      <w:pPr>
+        <w:pStyle w:val="ListParagraph"/>
+        <w:numPr>
+          <w:ilvl w:val="1"/>
+          <w:numId w:val="3"/>
+        </w:numPr>
+      </w:pPr>
+      <w:r>
+        <w:t>Ecospace external data definitions can be imported from other external data files</w:t>
+      </w:r>
+    </w:p>
+    <w:p>
+      <w:pPr>
+        <w:pStyle w:val="ListParagraph"/>
+        <w:numPr>
+          <w:ilvl w:val="1"/>
+          <w:numId w:val="3"/>
+        </w:numPr>
+      </w:pPr>
+      <w:r>
+        <w:lastRenderedPageBreak/>
         <w:t xml:space="preserve">For a complete list of changes, please refer to the </w:t>
       </w:r>
       <w:hyperlink r:id="rId7" w:history="1">
@@ -1024,23 +966,9 @@
     </w:p>
     <w:p>
       <w:pPr>
-        <w:rPr>
-          <w:rFonts w:eastAsiaTheme="majorEastAsia" w:cstheme="majorBidi"/>
-          <w:b/>
-          <w:sz w:val="26"/>
-          <w:szCs w:val="26"/>
-        </w:rPr>
-      </w:pPr>
-      <w:r>
-        <w:br w:type="page"/>
-      </w:r>
-    </w:p>
-    <w:p>
-      <w:pPr>
         <w:pStyle w:val="Heading2"/>
       </w:pPr>
       <w:r>
-        <w:lastRenderedPageBreak/>
         <w:t>Known issues</w:t>
       </w:r>
     </w:p>
@@ -1089,41 +1017,41 @@
       </w:r>
       <w:proofErr w:type="spellStart"/>
       <w:r>
+        <w:t>ActNow</w:t>
+      </w:r>
+      <w:proofErr w:type="spellEnd"/>
+      <w:r>
+        <w:t xml:space="preserve">, </w:t>
+      </w:r>
+      <w:proofErr w:type="spellStart"/>
+      <w:r>
         <w:t>EcoScope</w:t>
       </w:r>
       <w:proofErr w:type="spellEnd"/>
       <w:r>
-        <w:t xml:space="preserve"> and </w:t>
-      </w:r>
-      <w:proofErr w:type="spellStart"/>
-      <w:r>
-        <w:t>MarinePlan</w:t>
-      </w:r>
-      <w:proofErr w:type="spellEnd"/>
+        <w:t xml:space="preserve"> and MarinePlan.</w:t>
+      </w:r>
+    </w:p>
+    <w:p>
+      <w:r>
+        <w:t>Development of EwE is coordinated through Ecopath International Initiative Research Association (</w:t>
+      </w:r>
+      <w:r>
+        <w:t>EII) in Barcelona, Spain</w:t>
+      </w:r>
       <w:r>
         <w:t>.</w:t>
       </w:r>
     </w:p>
     <w:p>
-      <w:r>
-        <w:t>Development of EwE is coordinated through Ecopath International Initiative Research Association (</w:t>
-      </w:r>
-      <w:r>
-        <w:t>EII) in Barcelona, Spain</w:t>
-      </w:r>
-      <w:r>
-        <w:t>.</w:t>
-      </w:r>
-    </w:p>
-    <w:p>
       <w:pPr>
         <w:pStyle w:val="Heading1"/>
       </w:pPr>
       <w:r>
-        <w:br/>
-      </w:r>
-      <w:r>
-        <w:t>Be involved</w:t>
+        <w:t xml:space="preserve">Get </w:t>
+      </w:r>
+      <w:r>
+        <w:t>involved</w:t>
       </w:r>
     </w:p>
     <w:p>
@@ -1473,41 +1401,25 @@
         <w:br/>
       </w:r>
       <w:hyperlink r:id="rId14" w:history="1">
-        <w:proofErr w:type="spellStart"/>
         <w:r>
           <w:rPr>
             <w:rStyle w:val="Hyperlink"/>
           </w:rPr>
-          <w:t>EwE</w:t>
+          <w:t>EwE text book</w:t>
         </w:r>
-        <w:proofErr w:type="spellEnd"/>
+      </w:hyperlink>
+      <w:r>
+        <w:rPr>
+          <w:rStyle w:val="Hyperlink"/>
+        </w:rPr>
+        <w:br/>
+      </w:r>
+      <w:hyperlink r:id="rId15" w:history="1">
         <w:r>
           <w:rPr>
             <w:rStyle w:val="Hyperlink"/>
           </w:rPr>
-          <w:t xml:space="preserve"> text book</w:t>
-        </w:r>
-      </w:hyperlink>
-      <w:r>
-        <w:rPr>
-          <w:rStyle w:val="Hyperlink"/>
-        </w:rPr>
-        <w:br/>
-      </w:r>
-      <w:hyperlink r:id="rId15" w:history="1">
-        <w:proofErr w:type="spellStart"/>
-        <w:r>
-          <w:rPr>
-            <w:rStyle w:val="Hyperlink"/>
-          </w:rPr>
-          <w:t>EwE</w:t>
-        </w:r>
-        <w:proofErr w:type="spellEnd"/>
-        <w:r>
-          <w:rPr>
-            <w:rStyle w:val="Hyperlink"/>
-          </w:rPr>
-          <w:t xml:space="preserve"> user guide</w:t>
+          <w:t>EwE user guide</w:t>
         </w:r>
       </w:hyperlink>
     </w:p>
@@ -1569,12 +1481,6 @@
           <w:t>Ecopath on Facebook</w:t>
         </w:r>
       </w:hyperlink>
-      <w:r>
-        <w:br/>
-      </w:r>
-      <w:r>
-        <w:br/>
-      </w:r>
     </w:p>
     <w:p>
       <w:pPr>
@@ -1595,7 +1501,7 @@
 </file>
 
 <file path=word/numbering.xml><?xml version="1.0" encoding="utf-8"?>
-<w:numbering xmlns:wpc="http://schemas.microsoft.com/office/word/2010/wordprocessingCanvas" xmlns:cx="http://schemas.microsoft.com/office/drawing/2014/chartex" xmlns:cx1="http://schemas.microsoft.com/office/drawing/2015/9/8/chartex" xmlns:cx2="http://schemas.microsoft.com/office/drawing/2015/10/21/chartex" xmlns:cx3="http://schemas.microsoft.com/office/drawing/2016/5/9/chartex" xmlns:cx4="http://schemas.microsoft.com/office/drawing/2016/5/10/chartex" xmlns:cx5="http://schemas.microsoft.com/office/drawing/2016/5/11/chartex" xmlns:cx6="http://schemas.microsoft.com/office/drawing/2016/5/12/chartex" xmlns:cx7="http://schemas.microsoft.com/office/drawing/2016/5/13/chartex" xmlns:cx8="http://schemas.microsoft.com/office/drawing/2016/5/14/chartex" xmlns:mc="http://schemas.openxmlformats.org/markup-compatibility/2006" xmlns:aink="http://schemas.microsoft.com/office/drawing/2016/ink" xmlns:am3d="http://schemas.microsoft.com/office/drawing/2017/model3d" xmlns:o="urn:schemas-microsoft-com:office:office" xmlns:oel="http://schemas.microsoft.com/office/2019/extlst" xmlns:r="http://schemas.openxmlformats.org/officeDocument/2006/relationships" xmlns:m="http://schemas.openxmlformats.org/officeDocument/2006/math" xmlns:v="urn:schemas-microsoft-com:vml" xmlns:wp14="http://schemas.microsoft.com/office/word/2010/wordprocessingDrawing" xmlns:wp="http://schemas.openxmlformats.org/drawingml/2006/wordprocessingDrawing" xmlns:w10="urn:schemas-microsoft-com:office:word" xmlns:w="http://schemas.openxmlformats.org/wordprocessingml/2006/main" xmlns:w14="http://schemas.microsoft.com/office/word/2010/wordml" xmlns:w15="http://schemas.microsoft.com/office/word/2012/wordml" xmlns:w16cex="http://schemas.microsoft.com/office/word/2018/wordml/cex" xmlns:w16cid="http://schemas.microsoft.com/office/word/2016/wordml/cid" xmlns:w16="http://schemas.microsoft.com/office/word/2018/wordml" xmlns:w16du="http://schemas.microsoft.com/office/word/2023/wordml/word16du" xmlns:w16sdtdh="http://schemas.microsoft.com/office/word/2020/wordml/sdtdatahash" xmlns:w16se="http://schemas.microsoft.com/office/word/2015/wordml/symex" xmlns:wpg="http://schemas.microsoft.com/office/word/2010/wordprocessingGroup" xmlns:wpi="http://schemas.microsoft.com/office/word/2010/wordprocessingInk" xmlns:wne="http://schemas.microsoft.com/office/word/2006/wordml" xmlns:wps="http://schemas.microsoft.com/office/word/2010/wordprocessingShape" mc:Ignorable="w14 w15 w16se w16cid w16 w16cex w16sdtdh w16du wp14">
+<w:numbering xmlns:wpc="http://schemas.microsoft.com/office/word/2010/wordprocessingCanvas" xmlns:cx="http://schemas.microsoft.com/office/drawing/2014/chartex" xmlns:cx1="http://schemas.microsoft.com/office/drawing/2015/9/8/chartex" xmlns:cx2="http://schemas.microsoft.com/office/drawing/2015/10/21/chartex" xmlns:cx3="http://schemas.microsoft.com/office/drawing/2016/5/9/chartex" xmlns:cx4="http://schemas.microsoft.com/office/drawing/2016/5/10/chartex" xmlns:cx5="http://schemas.microsoft.com/office/drawing/2016/5/11/chartex" xmlns:cx6="http://schemas.microsoft.com/office/drawing/2016/5/12/chartex" xmlns:cx7="http://schemas.microsoft.com/office/drawing/2016/5/13/chartex" xmlns:cx8="http://schemas.microsoft.com/office/drawing/2016/5/14/chartex" xmlns:mc="http://schemas.openxmlformats.org/markup-compatibility/2006" xmlns:aink="http://schemas.microsoft.com/office/drawing/2016/ink" xmlns:am3d="http://schemas.microsoft.com/office/drawing/2017/model3d" xmlns:o="urn:schemas-microsoft-com:office:office" xmlns:oel="http://schemas.microsoft.com/office/2019/extlst" xmlns:r="http://schemas.openxmlformats.org/officeDocument/2006/relationships" xmlns:m="http://schemas.openxmlformats.org/officeDocument/2006/math" xmlns:v="urn:schemas-microsoft-com:vml" xmlns:wp14="http://schemas.microsoft.com/office/word/2010/wordprocessingDrawing" xmlns:wp="http://schemas.openxmlformats.org/drawingml/2006/wordprocessingDrawing" xmlns:w10="urn:schemas-microsoft-com:office:word" xmlns:w="http://schemas.openxmlformats.org/wordprocessingml/2006/main" xmlns:w14="http://schemas.microsoft.com/office/word/2010/wordml" xmlns:w15="http://schemas.microsoft.com/office/word/2012/wordml" xmlns:w16cex="http://schemas.microsoft.com/office/word/2018/wordml/cex" xmlns:w16cid="http://schemas.microsoft.com/office/word/2016/wordml/cid" xmlns:w16="http://schemas.microsoft.com/office/word/2018/wordml" xmlns:w16du="http://schemas.microsoft.com/office/word/2023/wordml/word16du" xmlns:w16sdtdh="http://schemas.microsoft.com/office/word/2020/wordml/sdtdatahash" xmlns:w16sdtfl="http://schemas.microsoft.com/office/word/2024/wordml/sdtformatlock" xmlns:w16se="http://schemas.microsoft.com/office/word/2015/wordml/symex" xmlns:wpg="http://schemas.microsoft.com/office/word/2010/wordprocessingGroup" xmlns:wpi="http://schemas.microsoft.com/office/word/2010/wordprocessingInk" xmlns:wne="http://schemas.microsoft.com/office/word/2006/wordml" xmlns:wps="http://schemas.microsoft.com/office/word/2010/wordprocessingShape" mc:Ignorable="w14 w15 w16se w16cid w16 w16cex w16sdtdh w16sdtfl w16du wp14">
   <w:abstractNum w:abstractNumId="0" w15:restartNumberingAfterBreak="0">
     <w:nsid w:val="0D162509"/>
     <w:multiLevelType w:val="hybridMultilevel"/>
@@ -2876,7 +2782,7 @@
 </file>
 
 <file path=word/styles.xml><?xml version="1.0" encoding="utf-8"?>
-<w:styles xmlns:mc="http://schemas.openxmlformats.org/markup-compatibility/2006" xmlns:r="http://schemas.openxmlformats.org/officeDocument/2006/relationships" xmlns:w="http://schemas.openxmlformats.org/wordprocessingml/2006/main" xmlns:w14="http://schemas.microsoft.com/office/word/2010/wordml" xmlns:w15="http://schemas.microsoft.com/office/word/2012/wordml" xmlns:w16cex="http://schemas.microsoft.com/office/word/2018/wordml/cex" xmlns:w16cid="http://schemas.microsoft.com/office/word/2016/wordml/cid" xmlns:w16="http://schemas.microsoft.com/office/word/2018/wordml" xmlns:w16du="http://schemas.microsoft.com/office/word/2023/wordml/word16du" xmlns:w16sdtdh="http://schemas.microsoft.com/office/word/2020/wordml/sdtdatahash" xmlns:w16se="http://schemas.microsoft.com/office/word/2015/wordml/symex" mc:Ignorable="w14 w15 w16se w16cid w16 w16cex w16sdtdh w16du">
+<w:styles xmlns:mc="http://schemas.openxmlformats.org/markup-compatibility/2006" xmlns:r="http://schemas.openxmlformats.org/officeDocument/2006/relationships" xmlns:w="http://schemas.openxmlformats.org/wordprocessingml/2006/main" xmlns:w14="http://schemas.microsoft.com/office/word/2010/wordml" xmlns:w15="http://schemas.microsoft.com/office/word/2012/wordml" xmlns:w16cex="http://schemas.microsoft.com/office/word/2018/wordml/cex" xmlns:w16cid="http://schemas.microsoft.com/office/word/2016/wordml/cid" xmlns:w16="http://schemas.microsoft.com/office/word/2018/wordml" xmlns:w16du="http://schemas.microsoft.com/office/word/2023/wordml/word16du" xmlns:w16sdtdh="http://schemas.microsoft.com/office/word/2020/wordml/sdtdatahash" xmlns:w16sdtfl="http://schemas.microsoft.com/office/word/2024/wordml/sdtformatlock" xmlns:w16se="http://schemas.microsoft.com/office/word/2015/wordml/symex" mc:Ignorable="w14 w15 w16se w16cid w16 w16cex w16sdtdh w16sdtfl w16du">
   <w:docDefaults>
     <w:rPrDefault>
       <w:rPr>
